--- a/00-首页/题组Word/综合模拟卷/综合模拟卷I-教师版.docx
+++ b/00-首页/题组Word/综合模拟卷/综合模拟卷I-教师版.docx
@@ -307,21 +307,28 @@
         <w:rPr>
           <w:rFonts w:ascii="Times New Roman" w:hAnsi="Times New Roman" w:eastAsia="Times New Roman" w:cs="Times New Roman"/>
         </w:rPr>
-        <w:t xml:space="preserve"> k</w:t>
-      </w:r>
-      <w:r>
-        <w:rPr>
-          <w:rFonts w:ascii="Times New Roman" w:hAnsi="Times New Roman" w:eastAsia="Times New Roman" w:cs="Times New Roman"/>
-          <w:vertAlign w:val="subscript"/>
-        </w:rPr>
-        <w:t>1</w:t>
-      </w:r>
-      <w:r>
-        <w:rPr>
-          <w:rFonts w:ascii="Times New Roman" w:hAnsi="Times New Roman" w:eastAsia="Times New Roman" w:cs="Times New Roman"/>
-        </w:rPr>
         <w:t xml:space="preserve"> </w:t>
       </w:r>
+      <m:oMath>
+        <m:sSub>
+          <m:e>
+            <m:r>
+              <m:t>k</m:t>
+            </m:r>
+          </m:e>
+          <m:sub>
+            <m:r>
+              <m:t>1</m:t>
+            </m:r>
+          </m:sub>
+        </m:sSub>
+      </m:oMath>
+      <w:r>
+        <w:rPr>
+          <w:rFonts w:ascii="Times New Roman" w:hAnsi="Times New Roman" w:eastAsia="Times New Roman" w:cs="Times New Roman"/>
+        </w:rPr>
+        <w:t xml:space="preserve"> </w:t>
+      </w:r>
       <w:r>
         <w:rPr>
           <w:rFonts w:hint="eastAsia" w:ascii="Times New Roman" w:hAnsi="Times New Roman" w:eastAsia="FangSong" w:cs="Times New Roman"/>
@@ -332,20 +339,27 @@
         <w:rPr>
           <w:rFonts w:ascii="Times New Roman" w:hAnsi="Times New Roman" w:eastAsia="Times New Roman" w:cs="Times New Roman"/>
         </w:rPr>
-        <w:t xml:space="preserve"> k</w:t>
-      </w:r>
-      <w:r>
-        <w:rPr>
-          <w:rFonts w:ascii="Times New Roman" w:hAnsi="Times New Roman" w:eastAsia="Times New Roman" w:cs="Times New Roman"/>
-          <w:vertAlign w:val="subscript"/>
-        </w:rPr>
-        <w:t>2</w:t>
-      </w:r>
-      <w:r>
-        <w:rPr>
-          <w:rFonts w:ascii="Times New Roman" w:hAnsi="Times New Roman" w:eastAsia="Times New Roman" w:cs="Times New Roman"/>
-        </w:rPr>
-        <w:t>。</w:t>
+        <w:t xml:space="preserve"> </w:t>
+      </w:r>
+      <m:oMath>
+        <m:sSub>
+          <m:e>
+            <m:r>
+              <m:t>k</m:t>
+            </m:r>
+          </m:e>
+          <m:sub>
+            <m:r>
+              <m:t>2</m:t>
+            </m:r>
+          </m:sub>
+        </m:sSub>
+      </m:oMath>
+      <w:r>
+        <w:rPr>
+          <w:rFonts w:ascii="Times New Roman" w:hAnsi="Times New Roman" w:eastAsia="Times New Roman" w:cs="Times New Roman"/>
+        </w:rPr>
+        <w:t xml:space="preserve">。</w:t>
       </w:r>
       <m:oMath>
         <m:r>
@@ -6598,21 +6612,28 @@
         <w:rPr>
           <w:rFonts w:ascii="Times New Roman" w:hAnsi="Times New Roman" w:eastAsia="Times New Roman" w:cs="Times New Roman"/>
         </w:rPr>
-        <w:t xml:space="preserve"> k</w:t>
-      </w:r>
-      <w:r>
-        <w:rPr>
-          <w:rFonts w:ascii="Times New Roman" w:hAnsi="Times New Roman" w:eastAsia="Times New Roman" w:cs="Times New Roman"/>
-          <w:vertAlign w:val="subscript"/>
-        </w:rPr>
-        <w:t>1</w:t>
-      </w:r>
-      <w:r>
-        <w:rPr>
-          <w:rFonts w:ascii="Times New Roman" w:hAnsi="Times New Roman" w:eastAsia="Times New Roman" w:cs="Times New Roman"/>
-        </w:rPr>
         <w:t xml:space="preserve"> </w:t>
       </w:r>
+      <m:oMath>
+        <m:sSub>
+          <m:e>
+            <m:r>
+              <m:t>k</m:t>
+            </m:r>
+          </m:e>
+          <m:sub>
+            <m:r>
+              <m:t>1</m:t>
+            </m:r>
+          </m:sub>
+        </m:sSub>
+      </m:oMath>
+      <w:r>
+        <w:rPr>
+          <w:rFonts w:ascii="Times New Roman" w:hAnsi="Times New Roman" w:eastAsia="Times New Roman" w:cs="Times New Roman"/>
+        </w:rPr>
+        <w:t xml:space="preserve"> </w:t>
+      </w:r>
       <w:r>
         <w:rPr>
           <w:rFonts w:hint="eastAsia" w:ascii="Times New Roman" w:hAnsi="Times New Roman" w:eastAsia="FangSong" w:cs="Times New Roman"/>
@@ -6623,15 +6644,22 @@
         <w:rPr>
           <w:rFonts w:ascii="Times New Roman" w:hAnsi="Times New Roman" w:eastAsia="Times New Roman" w:cs="Times New Roman"/>
         </w:rPr>
-        <w:t xml:space="preserve"> k</w:t>
-      </w:r>
-      <w:r>
-        <w:rPr>
-          <w:rFonts w:ascii="Times New Roman" w:hAnsi="Times New Roman" w:eastAsia="Times New Roman" w:cs="Times New Roman"/>
-          <w:vertAlign w:val="subscript"/>
-        </w:rPr>
-        <w:t>2</w:t>
-      </w:r>
+        <w:t xml:space="preserve"> </w:t>
+      </w:r>
+      <m:oMath>
+        <m:sSub>
+          <m:e>
+            <m:r>
+              <m:t>k</m:t>
+            </m:r>
+          </m:e>
+          <m:sub>
+            <m:r>
+              <m:t>2</m:t>
+            </m:r>
+          </m:sub>
+        </m:sSub>
+      </m:oMath>
       <w:r>
         <w:rPr>
           <w:rFonts w:ascii="Times New Roman" w:hAnsi="Times New Roman" w:eastAsia="Times New Roman" w:cs="Times New Roman"/>
@@ -8193,15 +8221,22 @@
         <w:rPr>
           <w:rFonts w:hint="eastAsia" w:ascii="Times New Roman" w:hAnsi="Times New Roman" w:eastAsia="Times New Roman" w:cs="Times New Roman"/>
         </w:rPr>
-        <w:t>。k</w:t>
-      </w:r>
-      <w:r>
-        <w:rPr>
-          <w:rFonts w:hint="eastAsia" w:ascii="Times New Roman" w:hAnsi="Times New Roman" w:eastAsia="Times New Roman" w:cs="Times New Roman"/>
-          <w:vertAlign w:val="subscript"/>
-        </w:rPr>
-        <w:t>2</w:t>
-      </w:r>
+        <w:t>。</w:t>
+      </w:r>
+      <m:oMath>
+        <m:sSub>
+          <m:e>
+            <m:r>
+              <m:t>k</m:t>
+            </m:r>
+          </m:e>
+          <m:sub>
+            <m:r>
+              <m:t>2</m:t>
+            </m:r>
+          </m:sub>
+        </m:sSub>
+      </m:oMath>
       <w:r>
         <w:rPr>
           <w:rFonts w:ascii="Times New Roman" w:hAnsi="Times New Roman" w:eastAsia="Times New Roman" w:cs="Times New Roman"/>
@@ -9525,21 +9560,37 @@
         <w:rPr>
           <w:rFonts w:ascii="Times New Roman" w:hAnsi="Times New Roman" w:eastAsia="Times New Roman" w:cs="Times New Roman"/>
         </w:rPr>
-        <w:t xml:space="preserve"> Zn</w:t>
-      </w:r>
-      <w:r>
-        <w:rPr>
-          <w:rFonts w:ascii="Times New Roman" w:hAnsi="Times New Roman" w:eastAsia="Times New Roman" w:cs="Times New Roman"/>
-          <w:vertAlign w:val="superscript"/>
-        </w:rPr>
-        <w:t>2+</w:t>
-      </w:r>
-      <w:r>
-        <w:rPr>
-          <w:rFonts w:ascii="Times New Roman" w:hAnsi="Times New Roman" w:eastAsia="Times New Roman" w:cs="Times New Roman"/>
-        </w:rPr>
         <w:t xml:space="preserve"> </w:t>
       </w:r>
+      <m:oMath>
+        <m:r>
+          <m:t>Z</m:t>
+        </m:r>
+        <m:sSup>
+          <m:e>
+            <m:r>
+              <m:t>n</m:t>
+            </m:r>
+          </m:e>
+          <m:sup>
+            <m:r>
+              <m:t>2</m:t>
+            </m:r>
+            <m:r>
+              <m:rPr>
+                <m:sty m:val="p"/>
+              </m:rPr>
+              <m:t>+</m:t>
+            </m:r>
+          </m:sup>
+        </m:sSup>
+      </m:oMath>
+      <w:r>
+        <w:rPr>
+          <w:rFonts w:ascii="Times New Roman" w:hAnsi="Times New Roman" w:eastAsia="Times New Roman" w:cs="Times New Roman"/>
+        </w:rPr>
+        <w:t xml:space="preserve"> </w:t>
+      </w:r>
       <w:r>
         <w:rPr>
           <w:rFonts w:hint="eastAsia" w:ascii="Times New Roman" w:hAnsi="Times New Roman" w:eastAsia="FangSong" w:cs="Times New Roman"/>
@@ -9550,15 +9601,25 @@
         <w:rPr>
           <w:rFonts w:ascii="Times New Roman" w:hAnsi="Times New Roman" w:eastAsia="Times New Roman" w:cs="Times New Roman"/>
         </w:rPr>
-        <w:t xml:space="preserve"> H</w:t>
-      </w:r>
-      <w:r>
-        <w:rPr>
-          <w:rFonts w:ascii="Times New Roman" w:hAnsi="Times New Roman" w:eastAsia="Times New Roman" w:cs="Times New Roman"/>
-          <w:vertAlign w:val="superscript"/>
-        </w:rPr>
-        <w:t>+</w:t>
-      </w:r>
+        <w:t xml:space="preserve"> </w:t>
+      </w:r>
+      <m:oMath>
+        <m:sSup>
+          <m:e>
+            <m:r>
+              <m:t>H</m:t>
+            </m:r>
+          </m:e>
+          <m:sup>
+            <m:r>
+              <m:rPr>
+                <m:sty m:val="p"/>
+              </m:rPr>
+              <m:t>+</m:t>
+            </m:r>
+          </m:sup>
+        </m:sSup>
+      </m:oMath>
       <w:r>
         <w:rPr>
           <w:rFonts w:ascii="Times New Roman" w:hAnsi="Times New Roman" w:eastAsia="Times New Roman" w:cs="Times New Roman"/>
@@ -14656,15 +14717,22 @@
         <w:rPr>
           <w:rFonts w:hint="eastAsia" w:ascii="Times New Roman" w:hAnsi="Times New Roman" w:eastAsia="Times New Roman" w:cs="Times New Roman"/>
         </w:rPr>
-        <w:t>，k</w:t>
-      </w:r>
-      <w:r>
-        <w:rPr>
-          <w:rFonts w:hint="eastAsia" w:ascii="Times New Roman" w:hAnsi="Times New Roman" w:eastAsia="Times New Roman" w:cs="Times New Roman"/>
-          <w:vertAlign w:val="subscript"/>
-        </w:rPr>
-        <w:t>2</w:t>
-      </w:r>
+        <w:t>，</w:t>
+      </w:r>
+      <m:oMath>
+        <m:sSub>
+          <m:e>
+            <m:r>
+              <m:t>k</m:t>
+            </m:r>
+          </m:e>
+          <m:sub>
+            <m:r>
+              <m:t>2</m:t>
+            </m:r>
+          </m:sub>
+        </m:sSub>
+      </m:oMath>
       <w:r>
         <w:rPr>
           <w:rFonts w:ascii="Times New Roman" w:hAnsi="Times New Roman" w:eastAsia="Times New Roman" w:cs="Times New Roman"/>
@@ -18810,16 +18878,7 @@
         </m:oMathParaPr>
         <m:oMath>
           <m:r>
-            <m:t>1</m:t>
-          </m:r>
-          <m:r>
-            <m:rPr>
-              <m:sty m:val="p"/>
-            </m:rPr>
-            <m:t>.</m:t>
-          </m:r>
-          <m:r>
-            <m:t>5</m:t>
+            <m:t>1.5</m:t>
           </m:r>
           <m:r>
             <m:rPr>
@@ -18904,16 +18963,7 @@
             <m:t>→</m:t>
           </m:r>
           <m:r>
-            <m:t>1</m:t>
-          </m:r>
-          <m:r>
-            <m:rPr>
-              <m:sty m:val="p"/>
-            </m:rPr>
-            <m:t>.</m:t>
-          </m:r>
-          <m:r>
-            <m:t>5</m:t>
+            <m:t>1.5</m:t>
           </m:r>
           <m:sSup>
             <m:e>
@@ -19119,19 +19169,7 @@
             <m:t>×</m:t>
           </m:r>
           <m:r>
-            <m:t>9</m:t>
-          </m:r>
-          <m:r>
-            <m:t>6</m:t>
-          </m:r>
-          <m:r>
-            <m:t>4</m:t>
-          </m:r>
-          <m:r>
-            <m:t>8</m:t>
-          </m:r>
-          <m:r>
-            <m:t>5</m:t>
+            <m:t>96485</m:t>
           </m:r>
           <m:r>
             <m:rPr>
@@ -19146,19 +19184,7 @@
             <m:t>(</m:t>
           </m:r>
           <m:r>
-            <m:t>1</m:t>
-          </m:r>
-          <m:r>
-            <m:rPr>
-              <m:sty m:val="p"/>
-            </m:rPr>
-            <m:t>.</m:t>
-          </m:r>
-          <m:r>
-            <m:t>2</m:t>
-          </m:r>
-          <m:r>
-            <m:t>2</m:t>
+            <m:t>1.22</m:t>
           </m:r>
           <m:r>
             <m:rPr>
@@ -19179,19 +19205,7 @@
             <m:t>−</m:t>
           </m:r>
           <m:r>
-            <m:t>0</m:t>
-          </m:r>
-          <m:r>
-            <m:rPr>
-              <m:sty m:val="p"/>
-            </m:rPr>
-            <m:t>.</m:t>
-          </m:r>
-          <m:r>
-            <m:t>7</m:t>
-          </m:r>
-          <m:r>
-            <m:t>6</m:t>
+            <m:t>0.76</m:t>
           </m:r>
           <m:r>
             <m:rPr>
@@ -19218,13 +19232,7 @@
             <m:t>−</m:t>
           </m:r>
           <m:r>
-            <m:t>5</m:t>
-          </m:r>
-          <m:r>
-            <m:t>7</m:t>
-          </m:r>
-          <m:r>
-            <m:t>3</m:t>
+            <m:t>573</m:t>
           </m:r>
           <m:r>
             <m:rPr>
@@ -19305,17 +19313,7 @@
     </w:p>
     <w:p>
       <w:pPr>
-        <w:spacing w:before="160" w:after="80"/>
-      </w:pPr>
-      <w:r>
-        <w:pict>
-          <v:rect style="width:0;height:1.5pt" o:hralign="center" o:hrstd="t" o:hr="t"/>
-        </w:pict>
-      </w:r>
-    </w:p>
-    <w:p>
-      <w:pPr>
-        <w:pStyle w:val="FirstParagraph"/>
+        <w:pStyle w:val="BodyText"/>
       </w:pPr>
       <w:r>
         <w:rPr>
@@ -30701,15 +30699,22 @@
         <w:rPr>
           <w:rFonts w:ascii="Times New Roman" w:hAnsi="Times New Roman" w:eastAsia="Times New Roman" w:cs="Times New Roman"/>
         </w:rPr>
-        <w:t xml:space="preserve"> C</w:t>
-      </w:r>
-      <w:r>
-        <w:rPr>
-          <w:rFonts w:ascii="Times New Roman" w:hAnsi="Times New Roman" w:eastAsia="Times New Roman" w:cs="Times New Roman"/>
-          <w:vertAlign w:val="subscript"/>
-        </w:rPr>
-        <w:t>3</w:t>
-      </w:r>
+        <w:t xml:space="preserve"> </w:t>
+      </w:r>
+      <m:oMath>
+        <m:sSub>
+          <m:e>
+            <m:r>
+              <m:t>C</m:t>
+            </m:r>
+          </m:e>
+          <m:sub>
+            <m:r>
+              <m:t>3</m:t>
+            </m:r>
+          </m:sub>
+        </m:sSub>
+      </m:oMath>
       <w:r>
         <w:rPr>
           <w:rFonts w:ascii="Times New Roman" w:hAnsi="Times New Roman" w:eastAsia="Times New Roman" w:cs="Times New Roman"/>
@@ -31586,15 +31591,22 @@
         <w:rPr>
           <w:rFonts w:hint="eastAsia" w:ascii="Times New Roman" w:hAnsi="Times New Roman" w:eastAsia="Times New Roman" w:cs="Times New Roman"/>
         </w:rPr>
-        <w:t>：C</w:t>
-      </w:r>
-      <w:r>
-        <w:rPr>
-          <w:rFonts w:hint="eastAsia" w:ascii="Times New Roman" w:hAnsi="Times New Roman" w:eastAsia="Times New Roman" w:cs="Times New Roman"/>
-          <w:vertAlign w:val="subscript"/>
-        </w:rPr>
-        <w:t>4</w:t>
-      </w:r>
+        <w:t xml:space="preserve">：</w:t>
+      </w:r>
+      <m:oMath>
+        <m:sSub>
+          <m:e>
+            <m:r>
+              <m:t>C</m:t>
+            </m:r>
+          </m:e>
+          <m:sub>
+            <m:r>
+              <m:t>4</m:t>
+            </m:r>
+          </m:sub>
+        </m:sSub>
+      </m:oMath>
       <w:r>
         <w:rPr>
           <w:rFonts w:ascii="Times New Roman" w:hAnsi="Times New Roman" w:eastAsia="Times New Roman" w:cs="Times New Roman"/>
@@ -37322,6 +37334,7 @@
     <w:p>
       <w:pPr>
         <w:pStyle w:val="BodyText"/>
+        <w:spacing w:after="80"/>
       </w:pPr>
       <w:r>
         <w:rPr>
@@ -37500,10 +37513,7 @@
       </w:r>
       <m:oMath>
         <m:r>
-          <m:t>2</m:t>
-        </m:r>
-        <m:r>
-          <m:t>5</m:t>
+          <m:t>25</m:t>
         </m:r>
         <m:sSup>
           <m:e>
@@ -37723,15 +37733,279 @@
         <w:t>⽰：</w:t>
       </w:r>
     </w:p>
+    <w:tbl>
+      <w:tblPr>
+        <w:tblStyle w:val="Table"/>
+        <w:tblW w:type="auto" w:w="0"/>
+        <w:tblLook w:firstRow="1" w:lastRow="0" w:firstColumn="0" w:lastColumn="0" w:noHBand="0" w:noVBand="0" w:val="0020"/>
+      </w:tblPr>
+      <w:tblGrid>
+        <w:gridCol w:w="2640"/>
+        <w:gridCol w:w="2640"/>
+        <w:gridCol w:w="2640"/>
+      </w:tblGrid>
+      <w:tr>
+        <w:trPr>
+          <w:tblHeader w:val="on"/>
+        </w:trPr>
+        <w:tc>
+          <w:tcPr/>
+          <w:p>
+            <w:pPr>
+              <w:pStyle w:val="Compact"/>
+              <w:jc w:val="center"/>
+            </w:pPr>
+            <w:r>
+              <w:rPr>
+                <w:rFonts w:hint="eastAsia" w:ascii="Times New Roman" w:hAnsi="Times New Roman" w:eastAsia="SimHei" w:cs="Times New Roman"/>
+                <w:b/>
+              </w:rPr>
+              <w:t xml:space="preserve">烯烃</w:t>
+            </w:r>
+          </w:p>
+        </w:tc>
+        <w:tc>
+          <w:tcPr/>
+          <w:p>
+            <w:pPr>
+              <w:pStyle w:val="Compact"/>
+              <w:jc w:val="center"/>
+            </w:pPr>
+            <w:r>
+              <w:rPr>
+                <w:rFonts w:hint="eastAsia" w:ascii="Times New Roman" w:hAnsi="Times New Roman" w:eastAsia="SimHei" w:cs="Times New Roman"/>
+                <w:b/>
+              </w:rPr>
+              <w:t xml:space="preserve">对于烯烃的反应级数</w:t>
+            </w:r>
+          </w:p>
+        </w:tc>
+        <w:tc>
+          <w:tcPr/>
+          <w:p>
+            <w:pPr>
+              <w:pStyle w:val="Compact"/>
+              <w:jc w:val="center"/>
+            </w:pPr>
+            <w:r>
+              <w:rPr>
+                <w:rFonts w:hint="eastAsia" w:ascii="Times New Roman" w:hAnsi="Times New Roman" w:eastAsia="SimHei" w:cs="Times New Roman"/>
+                <w:b/>
+              </w:rPr>
+              <w:t xml:space="preserve">对于</w:t>
+            </w:r>
+            <w:r>
+              <w:rPr>
+                <w:rFonts w:ascii="Times New Roman" w:hAnsi="Times New Roman" w:eastAsia="Times New Roman" w:cs="Times New Roman"/>
+                <w:b/>
+              </w:rPr>
+              <w:t xml:space="preserve"> </w:t>
+            </w:r>
+            <m:oMath>
+              <m:r>
+                <m:rPr>
+                  <m:sty m:val="p"/>
+                </m:rPr>
+                <m:t>(</m:t>
+              </m:r>
+              <m:r>
+                <m:t>9</m:t>
+              </m:r>
+              <m:r>
+                <m:rPr>
+                  <m:sty m:val="p"/>
+                </m:rPr>
+                <m:t>−</m:t>
+              </m:r>
+              <m:r>
+                <m:t>B</m:t>
+              </m:r>
+              <m:r>
+                <m:t>B</m:t>
+              </m:r>
+              <m:r>
+                <m:t>N</m:t>
+              </m:r>
+              <m:sSub>
+                <m:e>
+                  <m:r>
+                    <m:rPr>
+                      <m:sty m:val="p"/>
+                    </m:rPr>
+                    <m:t>)</m:t>
+                  </m:r>
+                </m:e>
+                <m:sub>
+                  <m:r>
+                    <m:t>2</m:t>
+                  </m:r>
+                </m:sub>
+              </m:sSub>
+            </m:oMath>
+            <w:r>
+              <w:rPr>
+                <w:rFonts w:ascii="Times New Roman" w:hAnsi="Times New Roman" w:eastAsia="Times New Roman" w:cs="Times New Roman"/>
+                <w:b/>
+              </w:rPr>
+              <w:t xml:space="preserve"> </w:t>
+            </w:r>
+            <w:r>
+              <w:rPr>
+                <w:rFonts w:hint="eastAsia" w:ascii="Times New Roman" w:hAnsi="Times New Roman" w:eastAsia="SimHei" w:cs="Times New Roman"/>
+                <w:b/>
+              </w:rPr>
+              <w:t xml:space="preserve">的反应级数</w:t>
+            </w:r>
+          </w:p>
+        </w:tc>
+      </w:tr>
+      <w:tr>
+        <w:tc>
+          <w:tcPr/>
+          <w:p>
+            <w:pPr>
+              <w:pStyle w:val="Compact"/>
+              <w:jc w:val="center"/>
+            </w:pPr>
+            <w:r>
+              <w:rPr>
+                <w:rFonts w:hint="eastAsia" w:ascii="Times New Roman" w:hAnsi="Times New Roman" w:eastAsia="Times New Roman" w:cs="Times New Roman"/>
+              </w:rPr>
+              <w:t>2,3-</w:t>
+            </w:r>
+            <w:r>
+              <w:rPr>
+                <w:rFonts w:hint="eastAsia" w:ascii="Times New Roman" w:hAnsi="Times New Roman" w:eastAsia="FangSong" w:cs="Times New Roman"/>
+              </w:rPr>
+              <w:t>二甲基丁</w:t>
+            </w:r>
+            <w:r>
+              <w:rPr>
+                <w:rFonts w:hint="eastAsia" w:ascii="Times New Roman" w:hAnsi="Times New Roman" w:eastAsia="Times New Roman" w:cs="Times New Roman"/>
+              </w:rPr>
+              <w:t>-2-</w:t>
+            </w:r>
+            <w:r>
+              <w:rPr>
+                <w:rFonts w:hint="eastAsia" w:ascii="Times New Roman" w:hAnsi="Times New Roman" w:eastAsia="FangSong" w:cs="Times New Roman"/>
+              </w:rPr>
+              <w:t>烯</w:t>
+            </w:r>
+          </w:p>
+        </w:tc>
+        <w:tc>
+          <w:tcPr/>
+          <w:p>
+            <w:pPr>
+              <w:pStyle w:val="Compact"/>
+              <w:jc w:val="center"/>
+            </w:pPr>
+            <w:r>
+              <w:rPr>
+                <w:rFonts w:ascii="Times New Roman" w:hAnsi="Times New Roman" w:eastAsia="Times New Roman" w:cs="Times New Roman"/>
+              </w:rPr>
+              <w:t xml:space="preserve">1</w:t>
+            </w:r>
+          </w:p>
+        </w:tc>
+        <w:tc>
+          <w:tcPr/>
+          <w:p>
+            <w:pPr>
+              <w:pStyle w:val="Compact"/>
+              <w:jc w:val="center"/>
+            </w:pPr>
+            <w:r>
+              <w:rPr>
+                <w:rFonts w:ascii="Times New Roman" w:hAnsi="Times New Roman" w:eastAsia="Times New Roman" w:cs="Times New Roman"/>
+              </w:rPr>
+              <w:t xml:space="preserve">1/2</w:t>
+            </w:r>
+          </w:p>
+        </w:tc>
+      </w:tr>
+      <w:tr>
+        <w:tc>
+          <w:tcPr/>
+          <w:p>
+            <w:pPr>
+              <w:pStyle w:val="Compact"/>
+              <w:jc w:val="center"/>
+            </w:pPr>
+            <w:r>
+              <w:rPr>
+                <w:rFonts w:hint="eastAsia" w:ascii="Times New Roman" w:hAnsi="Times New Roman" w:eastAsia="Times New Roman" w:cs="Times New Roman"/>
+              </w:rPr>
+              <w:t>1-</w:t>
+            </w:r>
+            <w:r>
+              <w:rPr>
+                <w:rFonts w:hint="eastAsia" w:ascii="Times New Roman" w:hAnsi="Times New Roman" w:eastAsia="FangSong" w:cs="Times New Roman"/>
+              </w:rPr>
+              <w:t>己烯</w:t>
+            </w:r>
+          </w:p>
+        </w:tc>
+        <w:tc>
+          <w:tcPr/>
+          <w:p>
+            <w:pPr>
+              <w:pStyle w:val="Compact"/>
+              <w:jc w:val="center"/>
+            </w:pPr>
+            <w:r>
+              <w:rPr>
+                <w:rFonts w:ascii="Times New Roman" w:hAnsi="Times New Roman" w:eastAsia="Times New Roman" w:cs="Times New Roman"/>
+              </w:rPr>
+              <w:t xml:space="preserve">0</w:t>
+            </w:r>
+          </w:p>
+        </w:tc>
+        <w:tc>
+          <w:tcPr/>
+          <w:p>
+            <w:pPr>
+              <w:pStyle w:val="Compact"/>
+              <w:jc w:val="center"/>
+            </w:pPr>
+            <w:r>
+              <w:rPr>
+                <w:rFonts w:ascii="Times New Roman" w:hAnsi="Times New Roman" w:eastAsia="Times New Roman" w:cs="Times New Roman"/>
+              </w:rPr>
+              <w:t xml:space="preserve">1</w:t>
+            </w:r>
+          </w:p>
+        </w:tc>
+      </w:tr>
+    </w:tbl>
     <w:p>
       <w:pPr>
         <w:pStyle w:val="BodyText"/>
-      </w:pPr>
-      <w:r>
-        <w:rPr>
-          <w:rFonts w:hint="eastAsia" w:ascii="Times New Roman" w:hAnsi="Times New Roman" w:eastAsia="FangSong" w:cs="Times New Roman"/>
-        </w:rPr>
-        <w:t xml:space="preserve">烯烃</w:t>
+        <w:spacing w:before="120"/>
+      </w:pPr>
+      <w:r>
+        <w:rPr>
+          <w:rFonts w:hint="eastAsia" w:ascii="Times New Roman" w:hAnsi="Times New Roman" w:eastAsia="FangSong" w:cs="Times New Roman"/>
+        </w:rPr>
+        <w:t>试据此通过合理的近似或假设推导两种烯烃哪氢化的反应速率</w:t>
+      </w:r>
+      <w:r>
+        <w:rPr>
+          <w:rFonts w:hint="eastAsia" w:ascii="Times New Roman" w:hAnsi="Times New Roman" w:eastAsia="Times New Roman" w:cs="Times New Roman"/>
+        </w:rPr>
+        <w:t>⽅</w:t>
+      </w:r>
+      <w:r>
+        <w:rPr>
+          <w:rFonts w:hint="eastAsia" w:ascii="Times New Roman" w:hAnsi="Times New Roman" w:eastAsia="FangSong" w:cs="Times New Roman"/>
+        </w:rPr>
+        <w:t>程</w:t>
+      </w:r>
+      <w:r>
+        <w:rPr>
+          <w:rFonts w:hint="eastAsia" w:ascii="Times New Roman" w:hAnsi="Times New Roman" w:eastAsia="Times New Roman" w:cs="Times New Roman"/>
+        </w:rPr>
+        <w:t>。</w:t>
       </w:r>
     </w:p>
     <w:p>
@@ -37740,20 +38014,27 @@
       </w:pPr>
       <w:r>
         <w:rPr>
-          <w:rFonts w:hint="eastAsia" w:ascii="Times New Roman" w:hAnsi="Times New Roman" w:eastAsia="FangSong" w:cs="Times New Roman"/>
-        </w:rPr>
-        <w:t xml:space="preserve">对于烯烃的反应级数</w:t>
-      </w:r>
-    </w:p>
-    <w:p>
-      <w:pPr>
-        <w:pStyle w:val="BodyText"/>
-      </w:pPr>
-      <w:r>
-        <w:rPr>
-          <w:rFonts w:hint="eastAsia" w:ascii="Times New Roman" w:hAnsi="Times New Roman" w:eastAsia="FangSong" w:cs="Times New Roman"/>
-        </w:rPr>
-        <w:t xml:space="preserve">对于</w:t>
+          <w:rFonts w:ascii="Times New Roman" w:hAnsi="Times New Roman" w:eastAsia="Times New Roman" w:cs="Times New Roman"/>
+        </w:rPr>
+        <w:t xml:space="preserve">6-2 </w:t>
+      </w:r>
+      <w:r>
+        <w:rPr>
+          <w:rFonts w:hint="eastAsia" w:ascii="Times New Roman" w:hAnsi="Times New Roman" w:eastAsia="FangSong" w:cs="Times New Roman"/>
+        </w:rPr>
+        <w:t>如下图所</w:t>
+      </w:r>
+      <w:r>
+        <w:rPr>
+          <w:rFonts w:hint="eastAsia" w:ascii="Times New Roman" w:hAnsi="Times New Roman" w:eastAsia="Times New Roman" w:cs="Times New Roman"/>
+        </w:rPr>
+        <w:t>⽰，</w:t>
+      </w:r>
+      <w:r>
+        <w:rPr>
+          <w:rFonts w:hint="eastAsia" w:ascii="Times New Roman" w:hAnsi="Times New Roman" w:eastAsia="FangSong" w:cs="Times New Roman"/>
+        </w:rPr>
+        <w:t>胆固醇</w:t>
       </w:r>
       <w:r>
         <w:rPr>
@@ -37777,7 +38058,82 @@
           <m:t>(</m:t>
         </m:r>
         <m:r>
-          <m:t>9</m:t>
+          <m:rPr>
+            <m:sty m:val="p"/>
+          </m:rPr>
+          <m:t>C</m:t>
+        </m:r>
+        <m:r>
+          <m:rPr>
+            <m:sty m:val="p"/>
+          </m:rPr>
+          <m:t>h</m:t>
+        </m:r>
+        <m:r>
+          <m:rPr>
+            <m:sty m:val="p"/>
+          </m:rPr>
+          <m:t>o</m:t>
+        </m:r>
+        <m:r>
+          <m:rPr>
+            <m:sty m:val="p"/>
+          </m:rPr>
+          <m:t>l</m:t>
+        </m:r>
+        <m:r>
+          <m:rPr>
+            <m:sty m:val="p"/>
+          </m:rPr>
+          <m:t>e</m:t>
+        </m:r>
+        <m:r>
+          <m:rPr>
+            <m:sty m:val="p"/>
+          </m:rPr>
+          <m:t>s</m:t>
+        </m:r>
+        <m:r>
+          <m:rPr>
+            <m:sty m:val="p"/>
+          </m:rPr>
+          <m:t>t</m:t>
+        </m:r>
+        <m:r>
+          <m:rPr>
+            <m:sty m:val="p"/>
+          </m:rPr>
+          <m:t>e</m:t>
+        </m:r>
+        <m:r>
+          <m:rPr>
+            <m:sty m:val="p"/>
+          </m:rPr>
+          <m:t>r</m:t>
+        </m:r>
+        <m:r>
+          <m:rPr>
+            <m:sty m:val="p"/>
+          </m:rPr>
+          <m:t>o</m:t>
+        </m:r>
+        <m:r>
+          <m:rPr>
+            <m:sty m:val="p"/>
+          </m:rPr>
+          <m:t>l</m:t>
+        </m:r>
+        <m:r>
+          <m:rPr>
+            <m:sty m:val="p"/>
+          </m:rPr>
+          <m:t>)</m:t>
+        </m:r>
+        <m:r>
+          <m:rPr>
+            <m:sty m:val="p"/>
+          </m:rPr>
+          <m:t>#</m:t>
         </m:r>
         <m:r>
           <m:rPr>
@@ -37786,300 +38142,7 @@
           <m:t>−</m:t>
         </m:r>
         <m:r>
-          <m:t>B</m:t>
-        </m:r>
-        <m:r>
-          <m:t>B</m:t>
-        </m:r>
-        <m:r>
-          <m:t>N</m:t>
-        </m:r>
-        <m:sSub>
-          <m:e>
-            <m:r>
-              <m:rPr>
-                <m:sty m:val="p"/>
-              </m:rPr>
-              <m:t>)</m:t>
-            </m:r>
-          </m:e>
-          <m:sub>
-            <m:r>
-              <m:t>2</m:t>
-            </m:r>
-          </m:sub>
-        </m:sSub>
-      </m:oMath>
-      <w:r>
-        <w:rPr>
-          <w:rFonts w:ascii="Times New Roman" w:hAnsi="Times New Roman" w:eastAsia="Times New Roman" w:cs="Times New Roman"/>
-        </w:rPr>
-        <w:t xml:space="preserve"> </w:t>
-      </w:r>
-      <w:r>
-        <w:rPr>
-          <w:rFonts w:hint="eastAsia" w:ascii="Times New Roman" w:hAnsi="Times New Roman" w:eastAsia="FangSong" w:cs="Times New Roman"/>
-        </w:rPr>
-        <w:t xml:space="preserve">的反应级数</w:t>
-      </w:r>
-    </w:p>
-    <w:p>
-      <w:pPr>
-        <w:pStyle w:val="BodyText"/>
-      </w:pPr>
-      <w:r>
-        <w:rPr>
-          <w:rFonts w:hint="eastAsia" w:ascii="Times New Roman" w:hAnsi="Times New Roman" w:eastAsia="Times New Roman" w:cs="Times New Roman"/>
-        </w:rPr>
-        <w:t>2,3-</w:t>
-      </w:r>
-      <w:r>
-        <w:rPr>
-          <w:rFonts w:hint="eastAsia" w:ascii="Times New Roman" w:hAnsi="Times New Roman" w:eastAsia="FangSong" w:cs="Times New Roman"/>
-        </w:rPr>
-        <w:t>二甲基丁</w:t>
-      </w:r>
-      <w:r>
-        <w:rPr>
-          <w:rFonts w:hint="eastAsia" w:ascii="Times New Roman" w:hAnsi="Times New Roman" w:eastAsia="Times New Roman" w:cs="Times New Roman"/>
-        </w:rPr>
-        <w:t>-2-</w:t>
-      </w:r>
-      <w:r>
-        <w:rPr>
-          <w:rFonts w:hint="eastAsia" w:ascii="Times New Roman" w:hAnsi="Times New Roman" w:eastAsia="FangSong" w:cs="Times New Roman"/>
-        </w:rPr>
-        <w:t>烯</w:t>
-      </w:r>
-    </w:p>
-    <w:p>
-      <w:pPr>
-        <w:pStyle w:val="BodyText"/>
-      </w:pPr>
-      <w:r>
-        <w:rPr>
-          <w:rFonts w:ascii="Times New Roman" w:hAnsi="Times New Roman" w:eastAsia="Times New Roman" w:cs="Times New Roman"/>
-        </w:rPr>
-        <w:t xml:space="preserve">1</w:t>
-      </w:r>
-    </w:p>
-    <w:p>
-      <w:pPr>
-        <w:pStyle w:val="BodyText"/>
-      </w:pPr>
-      <w:r>
-        <w:rPr>
-          <w:rFonts w:ascii="Times New Roman" w:hAnsi="Times New Roman" w:eastAsia="Times New Roman" w:cs="Times New Roman"/>
-        </w:rPr>
-        <w:t xml:space="preserve">1/2</w:t>
-      </w:r>
-    </w:p>
-    <w:p>
-      <w:pPr>
-        <w:pStyle w:val="BodyText"/>
-      </w:pPr>
-      <w:r>
-        <w:rPr>
-          <w:rFonts w:hint="eastAsia" w:ascii="Times New Roman" w:hAnsi="Times New Roman" w:eastAsia="Times New Roman" w:cs="Times New Roman"/>
-        </w:rPr>
-        <w:t>1-</w:t>
-      </w:r>
-      <w:r>
-        <w:rPr>
-          <w:rFonts w:hint="eastAsia" w:ascii="Times New Roman" w:hAnsi="Times New Roman" w:eastAsia="FangSong" w:cs="Times New Roman"/>
-        </w:rPr>
-        <w:t>己烯</w:t>
-      </w:r>
-    </w:p>
-    <w:p>
-      <w:pPr>
-        <w:pStyle w:val="BodyText"/>
-      </w:pPr>
-      <w:r>
-        <w:rPr>
-          <w:rFonts w:ascii="Times New Roman" w:hAnsi="Times New Roman" w:eastAsia="Times New Roman" w:cs="Times New Roman"/>
-        </w:rPr>
-        <w:t xml:space="preserve">0</w:t>
-      </w:r>
-    </w:p>
-    <w:p>
-      <w:pPr>
-        <w:pStyle w:val="BodyText"/>
-      </w:pPr>
-      <w:r>
-        <w:rPr>
-          <w:rFonts w:ascii="Times New Roman" w:hAnsi="Times New Roman" w:eastAsia="Times New Roman" w:cs="Times New Roman"/>
-        </w:rPr>
-        <w:t xml:space="preserve">1</w:t>
-      </w:r>
-    </w:p>
-    <w:p>
-      <w:pPr>
-        <w:pStyle w:val="BodyText"/>
-      </w:pPr>
-      <w:r>
-        <w:rPr>
-          <w:rFonts w:hint="eastAsia" w:ascii="Times New Roman" w:hAnsi="Times New Roman" w:eastAsia="FangSong" w:cs="Times New Roman"/>
-        </w:rPr>
-        <w:t>试据此通过合理的近似或假设推导两种烯烃哪氢化的反应速率</w:t>
-      </w:r>
-      <w:r>
-        <w:rPr>
-          <w:rFonts w:hint="eastAsia" w:ascii="Times New Roman" w:hAnsi="Times New Roman" w:eastAsia="Times New Roman" w:cs="Times New Roman"/>
-        </w:rPr>
-        <w:t>⽅</w:t>
-      </w:r>
-      <w:r>
-        <w:rPr>
-          <w:rFonts w:hint="eastAsia" w:ascii="Times New Roman" w:hAnsi="Times New Roman" w:eastAsia="FangSong" w:cs="Times New Roman"/>
-        </w:rPr>
-        <w:t>程</w:t>
-      </w:r>
-      <w:r>
-        <w:rPr>
-          <w:rFonts w:hint="eastAsia" w:ascii="Times New Roman" w:hAnsi="Times New Roman" w:eastAsia="Times New Roman" w:cs="Times New Roman"/>
-        </w:rPr>
-        <w:t>。</w:t>
-      </w:r>
-    </w:p>
-    <w:p>
-      <w:pPr>
-        <w:pStyle w:val="BodyText"/>
-      </w:pPr>
-      <w:r>
-        <w:rPr>
-          <w:rFonts w:ascii="Times New Roman" w:hAnsi="Times New Roman" w:eastAsia="Times New Roman" w:cs="Times New Roman"/>
-        </w:rPr>
-        <w:t xml:space="preserve">6-2 </w:t>
-      </w:r>
-      <w:r>
-        <w:rPr>
-          <w:rFonts w:hint="eastAsia" w:ascii="Times New Roman" w:hAnsi="Times New Roman" w:eastAsia="FangSong" w:cs="Times New Roman"/>
-        </w:rPr>
-        <w:t>如下图所</w:t>
-      </w:r>
-      <w:r>
-        <w:rPr>
-          <w:rFonts w:hint="eastAsia" w:ascii="Times New Roman" w:hAnsi="Times New Roman" w:eastAsia="Times New Roman" w:cs="Times New Roman"/>
-        </w:rPr>
-        <w:t>⽰，</w:t>
-      </w:r>
-      <w:r>
-        <w:rPr>
-          <w:rFonts w:hint="eastAsia" w:ascii="Times New Roman" w:hAnsi="Times New Roman" w:eastAsia="FangSong" w:cs="Times New Roman"/>
-        </w:rPr>
-        <w:t>胆固醇</w:t>
-      </w:r>
-      <w:r>
-        <w:rPr>
-          <w:rFonts w:ascii="Times New Roman" w:hAnsi="Times New Roman" w:eastAsia="Times New Roman" w:cs="Times New Roman"/>
-        </w:rPr>
-        <w:t xml:space="preserve"> </w:t>
-      </w:r>
-      <m:oMath>
-        <m:oMathPr>
-          <m:ctrlPr>
-            <w:rPr>
-              <w:sz w:val="28"/>
-              <w:szCs w:val="28"/>
-            </w:rPr>
-          </m:ctrlPr>
-        </m:oMathPr>
-        <m:r>
-          <m:rPr>
-            <m:sty m:val="p"/>
-          </m:rPr>
-          <m:t>(</m:t>
-        </m:r>
-        <m:r>
-          <m:rPr>
-            <m:sty m:val="p"/>
-          </m:rPr>
-          <m:t>C</m:t>
-        </m:r>
-        <m:r>
-          <m:rPr>
-            <m:sty m:val="p"/>
-          </m:rPr>
-          <m:t>h</m:t>
-        </m:r>
-        <m:r>
-          <m:rPr>
-            <m:sty m:val="p"/>
-          </m:rPr>
-          <m:t>o</m:t>
-        </m:r>
-        <m:r>
-          <m:rPr>
-            <m:sty m:val="p"/>
-          </m:rPr>
-          <m:t>l</m:t>
-        </m:r>
-        <m:r>
-          <m:rPr>
-            <m:sty m:val="p"/>
-          </m:rPr>
-          <m:t>e</m:t>
-        </m:r>
-        <m:r>
-          <m:rPr>
-            <m:sty m:val="p"/>
-          </m:rPr>
-          <m:t>s</m:t>
-        </m:r>
-        <m:r>
-          <m:rPr>
-            <m:sty m:val="p"/>
-          </m:rPr>
-          <m:t>t</m:t>
-        </m:r>
-        <m:r>
-          <m:rPr>
-            <m:sty m:val="p"/>
-          </m:rPr>
-          <m:t>e</m:t>
-        </m:r>
-        <m:r>
-          <m:rPr>
-            <m:sty m:val="p"/>
-          </m:rPr>
-          <m:t>r</m:t>
-        </m:r>
-        <m:r>
-          <m:rPr>
-            <m:sty m:val="p"/>
-          </m:rPr>
-          <m:t>o</m:t>
-        </m:r>
-        <m:r>
-          <m:rPr>
-            <m:sty m:val="p"/>
-          </m:rPr>
-          <m:t>l</m:t>
-        </m:r>
-        <m:r>
-          <m:rPr>
-            <m:sty m:val="p"/>
-          </m:rPr>
-          <m:t>)</m:t>
-        </m:r>
-        <m:r>
-          <m:rPr>
-            <m:sty m:val="p"/>
-          </m:rPr>
-          <m:t>#</m:t>
-        </m:r>
-        <m:r>
-          <m:rPr>
-            <m:sty m:val="p"/>
-          </m:rPr>
-          <m:t>−</m:t>
-        </m:r>
-        <m:r>
-          <m:t>2</m:t>
-        </m:r>
-        <m:r>
-          <m:t>0</m:t>
+          <m:t>20</m:t>
         </m:r>
         <m:r>
           <m:t> </m:t>
@@ -39203,10 +39266,7 @@
           </m:ctrlPr>
         </m:oMathPr>
         <m:r>
-          <m:t>2</m:t>
-        </m:r>
-        <m:r>
-          <m:t>5</m:t>
+          <m:t>25</m:t>
         </m:r>
         <m:r>
           <m:rPr>
@@ -39215,13 +39275,7 @@
           <m:t>∼</m:t>
         </m:r>
         <m:r>
-          <m:t>1</m:t>
-        </m:r>
-        <m:r>
-          <m:t>0</m:t>
-        </m:r>
-        <m:r>
-          <m:t>0</m:t>
+          <m:t>100</m:t>
         </m:r>
         <m:sSup>
           <m:e>
@@ -39330,22 +39384,7 @@
           <m:t>=</m:t>
         </m:r>
         <m:r>
-          <m:t>4</m:t>
-        </m:r>
-        <m:r>
-          <m:t>2</m:t>
-        </m:r>
-        <m:r>
-          <m:rPr>
-            <m:sty m:val="p"/>
-          </m:rPr>
-          <m:t>.</m:t>
-        </m:r>
-        <m:r>
-          <m:t>7</m:t>
-        </m:r>
-        <m:r>
-          <m:t>4</m:t>
+          <m:t>42.74</m:t>
         </m:r>
         <m:r>
           <m:rPr>
@@ -39419,13 +39458,7 @@
       </w:r>
       <m:oMath>
         <m:r>
-          <m:t>1</m:t>
-        </m:r>
-        <m:r>
-          <m:t>0</m:t>
-        </m:r>
-        <m:r>
-          <m:t>0</m:t>
+          <m:t>100</m:t>
         </m:r>
         <m:sSup>
           <m:e>
@@ -39528,19 +39561,7 @@
           <m:t>=</m:t>
         </m:r>
         <m:r>
-          <m:t>8</m:t>
-        </m:r>
-        <m:r>
-          <m:rPr>
-            <m:sty m:val="p"/>
-          </m:rPr>
-          <m:t>.</m:t>
-        </m:r>
-        <m:r>
-          <m:t>3</m:t>
-        </m:r>
-        <m:r>
-          <m:t>3</m:t>
+          <m:t>8.33</m:t>
         </m:r>
         <m:r>
           <m:rPr>
@@ -39635,10 +39656,7 @@
       </w:r>
       <m:oMath>
         <m:r>
-          <m:t>2</m:t>
-        </m:r>
-        <m:r>
-          <m:t>5</m:t>
+          <m:t>25</m:t>
         </m:r>
         <m:sSup>
           <m:e>
@@ -39860,17 +39878,7 @@
     </w:p>
     <w:p>
       <w:pPr>
-        <w:spacing w:before="160" w:after="80"/>
-      </w:pPr>
-      <w:r>
-        <w:pict>
-          <v:rect style="width:0;height:1.5pt" o:hralign="center" o:hrstd="t" o:hr="t"/>
-        </w:pict>
-      </w:r>
-    </w:p>
-    <w:p>
-      <w:pPr>
-        <w:pStyle w:val="FirstParagraph"/>
+        <w:pStyle w:val="BodyText"/>
       </w:pPr>
       <w:r>
         <w:rPr>
@@ -40415,6 +40423,7 @@
     <w:p>
       <w:pPr>
         <w:pStyle w:val="BodyText"/>
+        <w:spacing w:after="80"/>
       </w:pPr>
       <w:r>
         <w:rPr>
@@ -40778,157 +40787,222 @@
         <w:t>：</w:t>
       </w:r>
     </w:p>
+    <w:tbl>
+      <w:tblPr>
+        <w:tblStyle w:val="Table"/>
+        <w:tblW w:type="auto" w:w="0"/>
+        <w:tblLook w:firstRow="1" w:lastRow="0" w:firstColumn="0" w:lastColumn="0" w:noHBand="0" w:noVBand="0" w:val="0020"/>
+      </w:tblPr>
+      <w:tblGrid>
+        <w:gridCol w:w="2640"/>
+        <w:gridCol w:w="2640"/>
+        <w:gridCol w:w="2640"/>
+      </w:tblGrid>
+      <w:tr>
+        <w:trPr>
+          <w:tblHeader w:val="on"/>
+        </w:trPr>
+        <w:tc>
+          <w:tcPr/>
+          <w:p>
+            <w:pPr>
+              <w:pStyle w:val="Compact"/>
+              <w:jc w:val="center"/>
+            </w:pPr>
+            <w:r>
+              <w:rPr>
+                <w:rFonts w:hint="eastAsia" w:ascii="Times New Roman" w:hAnsi="Times New Roman" w:eastAsia="SimHei" w:cs="Times New Roman"/>
+                <w:b/>
+              </w:rPr>
+              <w:t xml:space="preserve">烯烃</w:t>
+            </w:r>
+          </w:p>
+        </w:tc>
+        <w:tc>
+          <w:tcPr/>
+          <w:p>
+            <w:pPr>
+              <w:pStyle w:val="Compact"/>
+              <w:jc w:val="center"/>
+            </w:pPr>
+            <w:r>
+              <w:rPr>
+                <w:rFonts w:hint="eastAsia" w:ascii="Times New Roman" w:hAnsi="Times New Roman" w:eastAsia="SimHei" w:cs="Times New Roman"/>
+                <w:b/>
+              </w:rPr>
+              <w:t xml:space="preserve">对于烯烃的反应级数</w:t>
+            </w:r>
+          </w:p>
+        </w:tc>
+        <w:tc>
+          <w:tcPr/>
+          <w:p>
+            <w:pPr>
+              <w:pStyle w:val="Compact"/>
+              <w:jc w:val="center"/>
+            </w:pPr>
+            <w:r>
+              <w:rPr>
+                <w:rFonts w:hint="eastAsia" w:ascii="Times New Roman" w:hAnsi="Times New Roman" w:eastAsia="SimHei" w:cs="Times New Roman"/>
+                <w:b/>
+              </w:rPr>
+              <w:t>对于</w:t>
+            </w:r>
+            <w:r>
+              <w:rPr>
+                <w:rFonts w:hint="eastAsia" w:ascii="Times New Roman" w:hAnsi="Times New Roman" w:eastAsia="Times New Roman" w:cs="Times New Roman"/>
+                <w:b/>
+              </w:rPr>
+              <w:t>(9-BBN)</w:t>
+            </w:r>
+            <w:r>
+              <w:rPr>
+                <w:rFonts w:hint="eastAsia" w:ascii="Times New Roman" w:hAnsi="Times New Roman" w:eastAsia="Times New Roman" w:cs="Times New Roman"/>
+                <w:b/>
+                <w:vertAlign w:val="subscript"/>
+              </w:rPr>
+              <w:t>2</w:t>
+            </w:r>
+            <w:r>
+              <w:rPr>
+                <w:rFonts w:ascii="Times New Roman" w:hAnsi="Times New Roman" w:eastAsia="Times New Roman" w:cs="Times New Roman"/>
+                <w:b/>
+              </w:rPr>
+              <w:t xml:space="preserve"> </w:t>
+            </w:r>
+            <w:r>
+              <w:rPr>
+                <w:rFonts w:hint="eastAsia" w:ascii="Times New Roman" w:hAnsi="Times New Roman" w:eastAsia="SimHei" w:cs="Times New Roman"/>
+                <w:b/>
+              </w:rPr>
+              <w:t xml:space="preserve">的反应级数</w:t>
+            </w:r>
+          </w:p>
+        </w:tc>
+      </w:tr>
+      <w:tr>
+        <w:tc>
+          <w:tcPr/>
+          <w:p>
+            <w:pPr>
+              <w:pStyle w:val="Compact"/>
+              <w:jc w:val="center"/>
+            </w:pPr>
+            <w:r>
+              <w:rPr>
+                <w:rFonts w:hint="eastAsia" w:ascii="Times New Roman" w:hAnsi="Times New Roman" w:eastAsia="Times New Roman" w:cs="Times New Roman"/>
+              </w:rPr>
+              <w:t>2,3-</w:t>
+            </w:r>
+            <w:r>
+              <w:rPr>
+                <w:rFonts w:hint="eastAsia" w:ascii="Times New Roman" w:hAnsi="Times New Roman" w:eastAsia="FangSong" w:cs="Times New Roman"/>
+              </w:rPr>
+              <w:t>二甲基丁</w:t>
+            </w:r>
+            <w:r>
+              <w:rPr>
+                <w:rFonts w:hint="eastAsia" w:ascii="Times New Roman" w:hAnsi="Times New Roman" w:eastAsia="Times New Roman" w:cs="Times New Roman"/>
+              </w:rPr>
+              <w:t>-2-</w:t>
+            </w:r>
+            <w:r>
+              <w:rPr>
+                <w:rFonts w:hint="eastAsia" w:ascii="Times New Roman" w:hAnsi="Times New Roman" w:eastAsia="FangSong" w:cs="Times New Roman"/>
+              </w:rPr>
+              <w:t>烯</w:t>
+            </w:r>
+          </w:p>
+        </w:tc>
+        <w:tc>
+          <w:tcPr/>
+          <w:p>
+            <w:pPr>
+              <w:pStyle w:val="Compact"/>
+              <w:jc w:val="center"/>
+            </w:pPr>
+            <w:r>
+              <w:rPr>
+                <w:rFonts w:ascii="Times New Roman" w:hAnsi="Times New Roman" w:eastAsia="Times New Roman" w:cs="Times New Roman"/>
+              </w:rPr>
+              <w:t xml:space="preserve">1</w:t>
+            </w:r>
+          </w:p>
+        </w:tc>
+        <w:tc>
+          <w:tcPr/>
+          <w:p>
+            <w:pPr>
+              <w:pStyle w:val="Compact"/>
+              <w:jc w:val="center"/>
+            </w:pPr>
+            <w:r>
+              <w:rPr>
+                <w:rFonts w:ascii="Times New Roman" w:hAnsi="Times New Roman" w:eastAsia="Times New Roman" w:cs="Times New Roman"/>
+              </w:rPr>
+              <w:t xml:space="preserve">1/2</w:t>
+            </w:r>
+          </w:p>
+        </w:tc>
+      </w:tr>
+      <w:tr>
+        <w:tc>
+          <w:tcPr/>
+          <w:p>
+            <w:pPr>
+              <w:pStyle w:val="Compact"/>
+              <w:jc w:val="center"/>
+            </w:pPr>
+            <w:r>
+              <w:rPr>
+                <w:rFonts w:hint="eastAsia" w:ascii="Times New Roman" w:hAnsi="Times New Roman" w:eastAsia="Times New Roman" w:cs="Times New Roman"/>
+              </w:rPr>
+              <w:t>1-</w:t>
+            </w:r>
+            <w:r>
+              <w:rPr>
+                <w:rFonts w:hint="eastAsia" w:ascii="Times New Roman" w:hAnsi="Times New Roman" w:eastAsia="FangSong" w:cs="Times New Roman"/>
+              </w:rPr>
+              <w:t>己烯</w:t>
+            </w:r>
+          </w:p>
+        </w:tc>
+        <w:tc>
+          <w:tcPr/>
+          <w:p>
+            <w:pPr>
+              <w:pStyle w:val="Compact"/>
+              <w:jc w:val="center"/>
+            </w:pPr>
+            <w:r>
+              <w:rPr>
+                <w:rFonts w:ascii="Times New Roman" w:hAnsi="Times New Roman" w:eastAsia="Times New Roman" w:cs="Times New Roman"/>
+              </w:rPr>
+              <w:t xml:space="preserve">0</w:t>
+            </w:r>
+          </w:p>
+        </w:tc>
+        <w:tc>
+          <w:tcPr/>
+          <w:p>
+            <w:pPr>
+              <w:pStyle w:val="Compact"/>
+              <w:jc w:val="center"/>
+            </w:pPr>
+            <w:r>
+              <w:rPr>
+                <w:rFonts w:ascii="Times New Roman" w:hAnsi="Times New Roman" w:eastAsia="Times New Roman" w:cs="Times New Roman"/>
+              </w:rPr>
+              <w:t xml:space="preserve">1</w:t>
+            </w:r>
+          </w:p>
+        </w:tc>
+      </w:tr>
+    </w:tbl>
     <w:p>
       <w:pPr>
         <w:pStyle w:val="BodyText"/>
-      </w:pPr>
-      <w:r>
-        <w:rPr>
-          <w:rFonts w:hint="eastAsia" w:ascii="Times New Roman" w:hAnsi="Times New Roman" w:eastAsia="FangSong" w:cs="Times New Roman"/>
-        </w:rPr>
-        <w:t xml:space="preserve">烯烃</w:t>
-      </w:r>
-    </w:p>
-    <w:p>
-      <w:pPr>
-        <w:pStyle w:val="BodyText"/>
-      </w:pPr>
-      <w:r>
-        <w:rPr>
-          <w:rFonts w:hint="eastAsia" w:ascii="Times New Roman" w:hAnsi="Times New Roman" w:eastAsia="FangSong" w:cs="Times New Roman"/>
-        </w:rPr>
-        <w:t xml:space="preserve">对于烯烃的反应级数</w:t>
-      </w:r>
-    </w:p>
-    <w:p>
-      <w:pPr>
-        <w:pStyle w:val="BodyText"/>
-      </w:pPr>
-      <w:r>
-        <w:rPr>
-          <w:rFonts w:hint="eastAsia" w:ascii="Times New Roman" w:hAnsi="Times New Roman" w:eastAsia="FangSong" w:cs="Times New Roman"/>
-        </w:rPr>
-        <w:t>对于</w:t>
-      </w:r>
-      <w:r>
-        <w:rPr>
-          <w:rFonts w:hint="eastAsia" w:ascii="Times New Roman" w:hAnsi="Times New Roman" w:eastAsia="Times New Roman" w:cs="Times New Roman"/>
-        </w:rPr>
-        <w:t>(9-BBN)</w:t>
-      </w:r>
-      <w:r>
-        <w:rPr>
-          <w:rFonts w:hint="eastAsia" w:ascii="Times New Roman" w:hAnsi="Times New Roman" w:eastAsia="Times New Roman" w:cs="Times New Roman"/>
-          <w:vertAlign w:val="subscript"/>
-        </w:rPr>
-        <w:t>2</w:t>
-      </w:r>
-      <w:r>
-        <w:rPr>
-          <w:rFonts w:ascii="Times New Roman" w:hAnsi="Times New Roman" w:eastAsia="Times New Roman" w:cs="Times New Roman"/>
-        </w:rPr>
-        <w:t xml:space="preserve"> </w:t>
-      </w:r>
-      <w:r>
-        <w:rPr>
-          <w:rFonts w:hint="eastAsia" w:ascii="Times New Roman" w:hAnsi="Times New Roman" w:eastAsia="FangSong" w:cs="Times New Roman"/>
-        </w:rPr>
-        <w:t xml:space="preserve">的反应级数</w:t>
-      </w:r>
-    </w:p>
-    <w:p>
-      <w:pPr>
-        <w:pStyle w:val="BodyText"/>
-      </w:pPr>
-      <w:r>
-        <w:rPr>
-          <w:rFonts w:hint="eastAsia" w:ascii="Times New Roman" w:hAnsi="Times New Roman" w:eastAsia="Times New Roman" w:cs="Times New Roman"/>
-        </w:rPr>
-        <w:t>2,3-</w:t>
-      </w:r>
-      <w:r>
-        <w:rPr>
-          <w:rFonts w:hint="eastAsia" w:ascii="Times New Roman" w:hAnsi="Times New Roman" w:eastAsia="FangSong" w:cs="Times New Roman"/>
-        </w:rPr>
-        <w:t>二甲基丁</w:t>
-      </w:r>
-      <w:r>
-        <w:rPr>
-          <w:rFonts w:hint="eastAsia" w:ascii="Times New Roman" w:hAnsi="Times New Roman" w:eastAsia="Times New Roman" w:cs="Times New Roman"/>
-        </w:rPr>
-        <w:t>-2-</w:t>
-      </w:r>
-      <w:r>
-        <w:rPr>
-          <w:rFonts w:hint="eastAsia" w:ascii="Times New Roman" w:hAnsi="Times New Roman" w:eastAsia="FangSong" w:cs="Times New Roman"/>
-        </w:rPr>
-        <w:t>烯</w:t>
-      </w:r>
-    </w:p>
-    <w:p>
-      <w:pPr>
-        <w:pStyle w:val="BodyText"/>
-      </w:pPr>
-      <w:r>
-        <w:rPr>
-          <w:rFonts w:ascii="Times New Roman" w:hAnsi="Times New Roman" w:eastAsia="Times New Roman" w:cs="Times New Roman"/>
-        </w:rPr>
-        <w:t xml:space="preserve">1</w:t>
-      </w:r>
-    </w:p>
-    <w:p>
-      <w:pPr>
-        <w:pStyle w:val="BodyText"/>
-      </w:pPr>
-      <w:r>
-        <w:rPr>
-          <w:rFonts w:ascii="Times New Roman" w:hAnsi="Times New Roman" w:eastAsia="Times New Roman" w:cs="Times New Roman"/>
-        </w:rPr>
-        <w:t xml:space="preserve">1/2</w:t>
-      </w:r>
-    </w:p>
-    <w:p>
-      <w:pPr>
-        <w:pStyle w:val="BodyText"/>
-      </w:pPr>
-      <w:r>
-        <w:rPr>
-          <w:rFonts w:hint="eastAsia" w:ascii="Times New Roman" w:hAnsi="Times New Roman" w:eastAsia="Times New Roman" w:cs="Times New Roman"/>
-        </w:rPr>
-        <w:t>1-</w:t>
-      </w:r>
-      <w:r>
-        <w:rPr>
-          <w:rFonts w:hint="eastAsia" w:ascii="Times New Roman" w:hAnsi="Times New Roman" w:eastAsia="FangSong" w:cs="Times New Roman"/>
-        </w:rPr>
-        <w:t>己烯</w:t>
-      </w:r>
-    </w:p>
-    <w:p>
-      <w:pPr>
-        <w:pStyle w:val="BodyText"/>
-      </w:pPr>
-      <w:r>
-        <w:rPr>
-          <w:rFonts w:ascii="Times New Roman" w:hAnsi="Times New Roman" w:eastAsia="Times New Roman" w:cs="Times New Roman"/>
-        </w:rPr>
-        <w:t xml:space="preserve">0</w:t>
-      </w:r>
-    </w:p>
-    <w:p>
-      <w:pPr>
-        <w:pStyle w:val="BodyText"/>
-      </w:pPr>
-      <w:r>
-        <w:rPr>
-          <w:rFonts w:ascii="Times New Roman" w:hAnsi="Times New Roman" w:eastAsia="Times New Roman" w:cs="Times New Roman"/>
-        </w:rPr>
-        <w:t xml:space="preserve">1</w:t>
-      </w:r>
-    </w:p>
-    <w:p>
-      <w:pPr>
-        <w:pStyle w:val="BodyText"/>
+        <w:spacing w:before="120"/>
       </w:pPr>
       <w:r>
         <w:rPr>
@@ -44960,7 +45034,7 @@
       </w:r>
     </w:p>
     <w:bookmarkEnd w:id="165"/>
-    <w:bookmarkStart w:id="175" w:name="分-24"/>
+    <w:bookmarkStart w:id="176" w:name="分-24"/>
     <w:p>
       <w:pPr>
         <w:pStyle w:val="Heading1"/>
@@ -45242,15 +45316,28 @@
         <w:rPr>
           <w:rFonts w:ascii="Times New Roman" w:hAnsi="Times New Roman" w:eastAsia="Times New Roman" w:cs="Times New Roman"/>
         </w:rPr>
-        <w:t xml:space="preserve"> K ( T</w:t>
-      </w:r>
-      <w:r>
-        <w:rPr>
-          <w:rFonts w:ascii="Times New Roman" w:hAnsi="Times New Roman" w:eastAsia="Times New Roman" w:cs="Times New Roman"/>
-          <w:vertAlign w:val="subscript"/>
-        </w:rPr>
-        <w:t>2</w:t>
-      </w:r>
+        <w:t xml:space="preserve"> K (</w:t>
+      </w:r>
+      <w:r>
+        <w:rPr>
+          <w:rFonts w:ascii="Times New Roman" w:hAnsi="Times New Roman" w:eastAsia="Times New Roman" w:cs="Times New Roman"/>
+        </w:rPr>
+        <w:t xml:space="preserve"> </w:t>
+      </w:r>
+      <m:oMath>
+        <m:sSub>
+          <m:e>
+            <m:r>
+              <m:t>T</m:t>
+            </m:r>
+          </m:e>
+          <m:sub>
+            <m:r>
+              <m:t>2</m:t>
+            </m:r>
+          </m:sub>
+        </m:sSub>
+      </m:oMath>
       <w:r>
         <w:rPr>
           <w:rFonts w:ascii="Times New Roman" w:hAnsi="Times New Roman" w:eastAsia="Times New Roman" w:cs="Times New Roman"/>
@@ -45344,15 +45431,28 @@
         <w:rPr>
           <w:rFonts w:ascii="Times New Roman" w:hAnsi="Times New Roman" w:eastAsia="Times New Roman" w:cs="Times New Roman"/>
         </w:rPr>
-        <w:t xml:space="preserve"> K ( T</w:t>
-      </w:r>
-      <w:r>
-        <w:rPr>
-          <w:rFonts w:ascii="Times New Roman" w:hAnsi="Times New Roman" w:eastAsia="Times New Roman" w:cs="Times New Roman"/>
-          <w:vertAlign w:val="subscript"/>
-        </w:rPr>
-        <w:t>1</w:t>
-      </w:r>
+        <w:t xml:space="preserve"> K (</w:t>
+      </w:r>
+      <w:r>
+        <w:rPr>
+          <w:rFonts w:ascii="Times New Roman" w:hAnsi="Times New Roman" w:eastAsia="Times New Roman" w:cs="Times New Roman"/>
+        </w:rPr>
+        <w:t xml:space="preserve"> </w:t>
+      </w:r>
+      <m:oMath>
+        <m:sSub>
+          <m:e>
+            <m:r>
+              <m:t>T</m:t>
+            </m:r>
+          </m:e>
+          <m:sub>
+            <m:r>
+              <m:t>1</m:t>
+            </m:r>
+          </m:sub>
+        </m:sSub>
+      </m:oMath>
       <w:r>
         <w:rPr>
           <w:rFonts w:ascii="Times New Roman" w:hAnsi="Times New Roman" w:eastAsia="Times New Roman" w:cs="Times New Roman"/>
@@ -45569,15 +45669,31 @@
         <w:rPr>
           <w:rFonts w:ascii="Times New Roman" w:hAnsi="Times New Roman" w:eastAsia="Times New Roman" w:cs="Times New Roman"/>
         </w:rPr>
-        <w:t>( HN</w:t>
-      </w:r>
-      <w:r>
-        <w:rPr>
-          <w:rFonts w:ascii="Times New Roman" w:hAnsi="Times New Roman" w:eastAsia="Times New Roman" w:cs="Times New Roman"/>
-          <w:vertAlign w:val="subscript"/>
-        </w:rPr>
-        <w:t>3</w:t>
-      </w:r>
+        <w:t xml:space="preserve">(</w:t>
+      </w:r>
+      <w:r>
+        <w:rPr>
+          <w:rFonts w:ascii="Times New Roman" w:hAnsi="Times New Roman" w:eastAsia="Times New Roman" w:cs="Times New Roman"/>
+        </w:rPr>
+        <w:t xml:space="preserve"> </w:t>
+      </w:r>
+      <m:oMath>
+        <m:r>
+          <m:t>H</m:t>
+        </m:r>
+        <m:sSub>
+          <m:e>
+            <m:r>
+              <m:t>N</m:t>
+            </m:r>
+          </m:e>
+          <m:sub>
+            <m:r>
+              <m:t>3</m:t>
+            </m:r>
+          </m:sub>
+        </m:sSub>
+      </m:oMath>
       <w:r>
         <w:rPr>
           <w:rFonts w:ascii="Times New Roman" w:hAnsi="Times New Roman" w:eastAsia="Times New Roman" w:cs="Times New Roman"/>
@@ -45845,19 +45961,7 @@
             <m:t>=</m:t>
           </m:r>
           <m:r>
-            <m:t>3</m:t>
-          </m:r>
-          <m:r>
-            <m:rPr>
-              <m:sty m:val="p"/>
-            </m:rPr>
-            <m:t>.</m:t>
-          </m:r>
-          <m:r>
-            <m:t>8</m:t>
-          </m:r>
-          <m:r>
-            <m:t>7</m:t>
+            <m:t>3.87</m:t>
           </m:r>
           <m:r>
             <m:rPr>
@@ -46059,19 +46163,7 @@
             <m:t>=</m:t>
           </m:r>
           <m:r>
-            <m:t>0</m:t>
-          </m:r>
-          <m:r>
-            <m:rPr>
-              <m:sty m:val="p"/>
-            </m:rPr>
-            <m:t>.</m:t>
-          </m:r>
-          <m:r>
-            <m:t>5</m:t>
-          </m:r>
-          <m:r>
-            <m:t>5</m:t>
+            <m:t>0.55</m:t>
           </m:r>
           <m:r>
             <m:rPr>
@@ -46080,16 +46172,7 @@
             <m:t>(</m:t>
           </m:r>
           <m:r>
-            <m:t>0</m:t>
-          </m:r>
-          <m:r>
-            <m:rPr>
-              <m:sty m:val="p"/>
-            </m:rPr>
-            <m:t>.</m:t>
-          </m:r>
-          <m:r>
-            <m:t>5</m:t>
+            <m:t>0.5</m:t>
           </m:r>
           <m:r>
             <m:rPr>
@@ -46147,165 +46230,6 @@
         </w:rPr>
         <w:t>)</w:t>
       </w:r>
-      <w:r>
-        <w:rPr>
-          <w:rFonts w:ascii="Times New Roman" w:hAnsi="Times New Roman" w:eastAsia="Times New Roman" w:cs="Times New Roman"/>
-        </w:rPr>
-        <w:t xml:space="preserve"> </w:t>
-      </w:r>
-      <w:r>
-        <w:rPr>
-          <w:rFonts w:ascii="Times New Roman" w:hAnsi="Times New Roman" w:eastAsia="Times New Roman" w:cs="Times New Roman"/>
-        </w:rPr>
-        <w:t xml:space="preserve">___</w:t>
-      </w:r>
-      <w:r>
-        <w:rPr>
-          <w:rFonts w:ascii="Times New Roman" w:hAnsi="Times New Roman" w:eastAsia="Times New Roman" w:cs="Times New Roman"/>
-        </w:rPr>
-        <w:t xml:space="preserve"> </w:t>
-      </w:r>
-      <w:r>
-        <w:rPr>
-          <w:rFonts w:ascii="Times New Roman" w:hAnsi="Times New Roman" w:eastAsia="Times New Roman" w:cs="Times New Roman"/>
-        </w:rPr>
-        <w:t xml:space="preserve">## </w:t>
-      </w:r>
-      <w:r>
-        <w:rPr>
-          <w:rFonts w:hint="eastAsia" w:ascii="Times New Roman" w:hAnsi="Times New Roman" w:eastAsia="FangSong" w:cs="Times New Roman"/>
-        </w:rPr>
-        <w:t xml:space="preserve">考点抽象</w:t>
-      </w:r>
-    </w:p>
-    <w:p>
-      <w:pPr>
-        <w:pStyle w:val="BlockText"/>
-      </w:pPr>
-      <w:r>
-        <w:rPr>
-          <w:rFonts w:hint="eastAsia" w:ascii="Times New Roman" w:hAnsi="Times New Roman" w:eastAsia="FangSong" w:cs="Times New Roman"/>
-        </w:rPr>
-        <w:t>这道题的表面是</w:t>
-      </w:r>
-      <w:r>
-        <w:rPr>
-          <w:rFonts w:hint="eastAsia" w:ascii="Times New Roman" w:hAnsi="Times New Roman" w:eastAsia="Times New Roman" w:cs="Times New Roman"/>
-        </w:rPr>
-        <w:t>”9-BBN</w:t>
-      </w:r>
-      <w:r>
-        <w:rPr>
-          <w:rFonts w:hint="eastAsia" w:ascii="Times New Roman" w:hAnsi="Times New Roman" w:eastAsia="FangSong" w:cs="Times New Roman"/>
-        </w:rPr>
-        <w:t>对烯烃的硼氢化反应与动力学分析</w:t>
-      </w:r>
-      <w:r>
-        <w:rPr>
-          <w:rFonts w:hint="eastAsia" w:ascii="Times New Roman" w:hAnsi="Times New Roman" w:eastAsia="Times New Roman" w:cs="Times New Roman"/>
-        </w:rPr>
-        <w:t>”，</w:t>
-      </w:r>
-      <w:r>
-        <w:rPr>
-          <w:rFonts w:hint="eastAsia" w:ascii="Times New Roman" w:hAnsi="Times New Roman" w:eastAsia="FangSong" w:cs="Times New Roman"/>
-        </w:rPr>
-        <w:t>本质是</w:t>
-      </w:r>
-      <w:r>
-        <w:rPr>
-          <w:rFonts w:hint="eastAsia" w:ascii="Times New Roman" w:hAnsi="Times New Roman" w:eastAsia="FangSong" w:cs="Times New Roman"/>
-          <w:b/>
-          <w:bCs/>
-        </w:rPr>
-        <w:t>以</w:t>
-      </w:r>
-      <w:r>
-        <w:rPr>
-          <w:rFonts w:hint="eastAsia" w:ascii="Times New Roman" w:hAnsi="Times New Roman" w:eastAsia="Times New Roman" w:cs="Times New Roman"/>
-          <w:b/>
-          <w:bCs/>
-        </w:rPr>
-        <w:t>”</w:t>
-      </w:r>
-      <w:r>
-        <w:rPr>
-          <w:rFonts w:hint="eastAsia" w:ascii="Times New Roman" w:hAnsi="Times New Roman" w:eastAsia="FangSong" w:cs="Times New Roman"/>
-          <w:b/>
-          <w:bCs/>
-        </w:rPr>
-        <w:t>二聚体解离</w:t>
-      </w:r>
-      <w:r>
-        <w:rPr>
-          <w:rFonts w:hint="eastAsia" w:ascii="Times New Roman" w:hAnsi="Times New Roman" w:eastAsia="Times New Roman" w:cs="Times New Roman"/>
-          <w:b/>
-          <w:bCs/>
-        </w:rPr>
-        <w:t>-</w:t>
-      </w:r>
-      <w:r>
-        <w:rPr>
-          <w:rFonts w:hint="eastAsia" w:ascii="Times New Roman" w:hAnsi="Times New Roman" w:eastAsia="FangSong" w:cs="Times New Roman"/>
-          <w:b/>
-          <w:bCs/>
-        </w:rPr>
-        <w:t>单体加成的连续反应动力学</w:t>
-      </w:r>
-      <w:r>
-        <w:rPr>
-          <w:rFonts w:hint="eastAsia" w:ascii="Times New Roman" w:hAnsi="Times New Roman" w:eastAsia="Times New Roman" w:cs="Times New Roman"/>
-          <w:b/>
-          <w:bCs/>
-        </w:rPr>
-        <w:t>”</w:t>
-      </w:r>
-      <w:r>
-        <w:rPr>
-          <w:rFonts w:hint="eastAsia" w:ascii="Times New Roman" w:hAnsi="Times New Roman" w:eastAsia="FangSong" w:cs="Times New Roman"/>
-          <w:b/>
-          <w:bCs/>
-        </w:rPr>
-        <w:t>为物理化学内核</w:t>
-      </w:r>
-      <w:r>
-        <w:rPr>
-          <w:rFonts w:hint="eastAsia" w:ascii="Times New Roman" w:hAnsi="Times New Roman" w:eastAsia="Times New Roman" w:cs="Times New Roman"/>
-          <w:b/>
-          <w:bCs/>
-        </w:rPr>
-        <w:t>，</w:t>
-      </w:r>
-      <w:r>
-        <w:rPr>
-          <w:rFonts w:hint="eastAsia" w:ascii="Times New Roman" w:hAnsi="Times New Roman" w:eastAsia="FangSong" w:cs="Times New Roman"/>
-          <w:b/>
-          <w:bCs/>
-        </w:rPr>
-        <w:t>串联反马氏区域选择性</w:t>
-      </w:r>
-      <w:r>
-        <w:rPr>
-          <w:rFonts w:hint="eastAsia" w:ascii="Times New Roman" w:hAnsi="Times New Roman" w:eastAsia="Times New Roman" w:cs="Times New Roman"/>
-          <w:b/>
-          <w:bCs/>
-        </w:rPr>
-        <w:t>、</w:t>
-      </w:r>
-      <w:r>
-        <w:rPr>
-          <w:rFonts w:hint="eastAsia" w:ascii="Times New Roman" w:hAnsi="Times New Roman" w:eastAsia="FangSong" w:cs="Times New Roman"/>
-          <w:b/>
-          <w:bCs/>
-        </w:rPr>
-        <w:t>顺式立体选择性和安全评估的有机合成综合题</w:t>
-      </w:r>
-      <w:r>
-        <w:rPr>
-          <w:rFonts w:ascii="Times New Roman" w:hAnsi="Times New Roman" w:eastAsia="Times New Roman" w:cs="Times New Roman"/>
-        </w:rPr>
-        <w:t xml:space="preserve">。</w:t>
-      </w:r>
     </w:p>
     <w:p>
       <w:pPr>
@@ -46317,7 +46241,160 @@
         </w:pict>
       </w:r>
     </w:p>
-    <w:bookmarkStart w:id="166" w:name="知识点映射-8"/>
+    <w:bookmarkStart w:id="166" w:name="考点抽象-7"/>
+    <w:p>
+      <w:pPr>
+        <w:pStyle w:val="Heading2"/>
+        <w:spacing w:before="280" w:after="120"/>
+      </w:pPr>
+      <w:r>
+        <w:rPr>
+          <w:rFonts w:hint="eastAsia" w:ascii="Times New Roman" w:hAnsi="Times New Roman" w:eastAsia="SimHei" w:cs="Times New Roman"/>
+        </w:rPr>
+        <w:t xml:space="preserve">考点抽象</w:t>
+      </w:r>
+    </w:p>
+    <w:p>
+      <w:pPr>
+        <w:pStyle w:val="BlockText"/>
+      </w:pPr>
+      <w:r>
+        <w:rPr>
+          <w:rFonts w:hint="eastAsia" w:ascii="Times New Roman" w:hAnsi="Times New Roman" w:eastAsia="FangSong" w:cs="Times New Roman"/>
+        </w:rPr>
+        <w:t>这道题的表面是</w:t>
+      </w:r>
+      <w:r>
+        <w:rPr>
+          <w:rFonts w:hint="eastAsia" w:ascii="Times New Roman" w:hAnsi="Times New Roman" w:eastAsia="Times New Roman" w:cs="Times New Roman"/>
+        </w:rPr>
+        <w:t>”9-BBN</w:t>
+      </w:r>
+      <w:r>
+        <w:rPr>
+          <w:rFonts w:hint="eastAsia" w:ascii="Times New Roman" w:hAnsi="Times New Roman" w:eastAsia="FangSong" w:cs="Times New Roman"/>
+        </w:rPr>
+        <w:t>对烯烃的硼氢化反应与动力学分析</w:t>
+      </w:r>
+      <w:r>
+        <w:rPr>
+          <w:rFonts w:hint="eastAsia" w:ascii="Times New Roman" w:hAnsi="Times New Roman" w:eastAsia="Times New Roman" w:cs="Times New Roman"/>
+        </w:rPr>
+        <w:t>”，</w:t>
+      </w:r>
+      <w:r>
+        <w:rPr>
+          <w:rFonts w:hint="eastAsia" w:ascii="Times New Roman" w:hAnsi="Times New Roman" w:eastAsia="FangSong" w:cs="Times New Roman"/>
+        </w:rPr>
+        <w:t>本质是</w:t>
+      </w:r>
+      <w:r>
+        <w:rPr>
+          <w:rFonts w:hint="eastAsia" w:ascii="Times New Roman" w:hAnsi="Times New Roman" w:eastAsia="FangSong" w:cs="Times New Roman"/>
+          <w:b/>
+          <w:bCs/>
+        </w:rPr>
+        <w:t>以</w:t>
+      </w:r>
+      <w:r>
+        <w:rPr>
+          <w:rFonts w:hint="eastAsia" w:ascii="Times New Roman" w:hAnsi="Times New Roman" w:eastAsia="Times New Roman" w:cs="Times New Roman"/>
+          <w:b/>
+          <w:bCs/>
+        </w:rPr>
+        <w:t>”</w:t>
+      </w:r>
+      <w:r>
+        <w:rPr>
+          <w:rFonts w:hint="eastAsia" w:ascii="Times New Roman" w:hAnsi="Times New Roman" w:eastAsia="FangSong" w:cs="Times New Roman"/>
+          <w:b/>
+          <w:bCs/>
+        </w:rPr>
+        <w:t>二聚体解离</w:t>
+      </w:r>
+      <w:r>
+        <w:rPr>
+          <w:rFonts w:hint="eastAsia" w:ascii="Times New Roman" w:hAnsi="Times New Roman" w:eastAsia="Times New Roman" w:cs="Times New Roman"/>
+          <w:b/>
+          <w:bCs/>
+        </w:rPr>
+        <w:t>-</w:t>
+      </w:r>
+      <w:r>
+        <w:rPr>
+          <w:rFonts w:hint="eastAsia" w:ascii="Times New Roman" w:hAnsi="Times New Roman" w:eastAsia="FangSong" w:cs="Times New Roman"/>
+          <w:b/>
+          <w:bCs/>
+        </w:rPr>
+        <w:t>单体加成的连续反应动力学</w:t>
+      </w:r>
+      <w:r>
+        <w:rPr>
+          <w:rFonts w:hint="eastAsia" w:ascii="Times New Roman" w:hAnsi="Times New Roman" w:eastAsia="Times New Roman" w:cs="Times New Roman"/>
+          <w:b/>
+          <w:bCs/>
+        </w:rPr>
+        <w:t>”</w:t>
+      </w:r>
+      <w:r>
+        <w:rPr>
+          <w:rFonts w:hint="eastAsia" w:ascii="Times New Roman" w:hAnsi="Times New Roman" w:eastAsia="FangSong" w:cs="Times New Roman"/>
+          <w:b/>
+          <w:bCs/>
+        </w:rPr>
+        <w:t>为物理化学内核</w:t>
+      </w:r>
+      <w:r>
+        <w:rPr>
+          <w:rFonts w:hint="eastAsia" w:ascii="Times New Roman" w:hAnsi="Times New Roman" w:eastAsia="Times New Roman" w:cs="Times New Roman"/>
+          <w:b/>
+          <w:bCs/>
+        </w:rPr>
+        <w:t>，</w:t>
+      </w:r>
+      <w:r>
+        <w:rPr>
+          <w:rFonts w:hint="eastAsia" w:ascii="Times New Roman" w:hAnsi="Times New Roman" w:eastAsia="FangSong" w:cs="Times New Roman"/>
+          <w:b/>
+          <w:bCs/>
+        </w:rPr>
+        <w:t>串联反马氏区域选择性</w:t>
+      </w:r>
+      <w:r>
+        <w:rPr>
+          <w:rFonts w:hint="eastAsia" w:ascii="Times New Roman" w:hAnsi="Times New Roman" w:eastAsia="Times New Roman" w:cs="Times New Roman"/>
+          <w:b/>
+          <w:bCs/>
+        </w:rPr>
+        <w:t>、</w:t>
+      </w:r>
+      <w:r>
+        <w:rPr>
+          <w:rFonts w:hint="eastAsia" w:ascii="Times New Roman" w:hAnsi="Times New Roman" w:eastAsia="FangSong" w:cs="Times New Roman"/>
+          <w:b/>
+          <w:bCs/>
+        </w:rPr>
+        <w:t>顺式立体选择性和安全评估的有机合成综合题</w:t>
+      </w:r>
+      <w:r>
+        <w:rPr>
+          <w:rFonts w:ascii="Times New Roman" w:hAnsi="Times New Roman" w:eastAsia="Times New Roman" w:cs="Times New Roman"/>
+        </w:rPr>
+        <w:t xml:space="preserve">。</w:t>
+      </w:r>
+    </w:p>
+    <w:p>
+      <w:pPr>
+        <w:spacing w:before="160" w:after="80"/>
+      </w:pPr>
+      <w:r>
+        <w:pict>
+          <v:rect style="width:0;height:1.5pt" o:hralign="center" o:hrstd="t" o:hr="t"/>
+        </w:pict>
+      </w:r>
+    </w:p>
+    <w:bookmarkEnd w:id="166"/>
+    <w:bookmarkStart w:id="167" w:name="知识点映射-8"/>
     <w:p>
       <w:pPr>
         <w:pStyle w:val="Heading2"/>
@@ -46713,8 +46790,8 @@
         </w:pict>
       </w:r>
     </w:p>
-    <w:bookmarkEnd w:id="166"/>
-    <w:bookmarkStart w:id="167" w:name="解题思路-8"/>
+    <w:bookmarkEnd w:id="167"/>
+    <w:bookmarkStart w:id="168" w:name="解题思路-8"/>
     <w:p>
       <w:pPr>
         <w:pStyle w:val="Heading2"/>
@@ -47120,8 +47197,8 @@
         </w:pict>
       </w:r>
     </w:p>
-    <w:bookmarkEnd w:id="167"/>
-    <w:bookmarkStart w:id="168" w:name="变式拓展-7"/>
+    <w:bookmarkEnd w:id="168"/>
+    <w:bookmarkStart w:id="169" w:name="变式拓展-7"/>
     <w:p>
       <w:pPr>
         <w:pStyle w:val="Heading2"/>
@@ -47367,8 +47444,8 @@
         </w:pict>
       </w:r>
     </w:p>
-    <w:bookmarkEnd w:id="168"/>
-    <w:bookmarkStart w:id="169" w:name="易错分析-7"/>
+    <w:bookmarkEnd w:id="169"/>
+    <w:bookmarkStart w:id="170" w:name="易错分析-7"/>
     <w:p>
       <w:pPr>
         <w:pStyle w:val="Heading2"/>
@@ -47693,8 +47770,8 @@
         <w:t>：2026-05-20</w:t>
       </w:r>
     </w:p>
-    <w:bookmarkEnd w:id="169"/>
-    <w:bookmarkStart w:id="173" w:name="第-12-题"/>
+    <w:bookmarkEnd w:id="170"/>
+    <w:bookmarkStart w:id="174" w:name="第-12-题"/>
     <w:p>
       <w:pPr>
         <w:pStyle w:val="Heading2"/>
@@ -48118,18 +48195,18 @@
           <wp:inline>
             <wp:extent cx="3600000" cy="1194618"/>
             <wp:effectExtent b="0" l="0" r="0" t="0"/>
-            <wp:docPr descr="" title="" id="171" name="Picture"/>
+            <wp:docPr descr="" title="" id="172" name="Picture"/>
             <a:graphic>
               <a:graphicData uri="http://schemas.openxmlformats.org/drawingml/2006/picture">
                 <pic:pic>
                   <pic:nvPicPr>
-                    <pic:cNvPr descr="33db21319b0f33fabdbd5b697df8d9035906a4c07b78e77353eb604212fed109.jpg" id="172" name="Picture"/>
+                    <pic:cNvPr descr="33db21319b0f33fabdbd5b697df8d9035906a4c07b78e77353eb604212fed109.jpg" id="173" name="Picture"/>
                     <pic:cNvPicPr>
                       <a:picLocks noChangeArrowheads="1" noChangeAspect="1"/>
                     </pic:cNvPicPr>
                   </pic:nvPicPr>
                   <pic:blipFill>
-                    <a:blip r:embed="rId170"/>
+                    <a:blip r:embed="rId171"/>
                     <a:stretch>
                       <a:fillRect/>
                     </a:stretch>
@@ -48725,17 +48802,7 @@
     </w:p>
     <w:p>
       <w:pPr>
-        <w:spacing w:before="160" w:after="80"/>
-      </w:pPr>
-      <w:r>
-        <w:pict>
-          <v:rect style="width:0;height:1.5pt" o:hralign="center" o:hrstd="t" o:hr="t"/>
-        </w:pict>
-      </w:r>
-    </w:p>
-    <w:p>
-      <w:pPr>
-        <w:pStyle w:val="FirstParagraph"/>
+        <w:pStyle w:val="BodyText"/>
       </w:pPr>
       <w:r>
         <w:rPr>
@@ -48746,8 +48813,8 @@
         <w:t xml:space="preserve">参考答案</w:t>
       </w:r>
     </w:p>
-    <w:bookmarkEnd w:id="173"/>
-    <w:bookmarkStart w:id="174" w:name="参考答案-8"/>
+    <w:bookmarkEnd w:id="174"/>
+    <w:bookmarkStart w:id="175" w:name="参考答案-8"/>
     <w:p>
       <w:pPr>
         <w:pStyle w:val="Heading2"/>
@@ -48900,9 +48967,9 @@
         <w:t>:</w:t>
       </w:r>
     </w:p>
-    <w:bookmarkEnd w:id="174"/>
     <w:bookmarkEnd w:id="175"/>
-    <w:bookmarkStart w:id="206" w:name="解析"/>
+    <w:bookmarkEnd w:id="176"/>
+    <w:bookmarkStart w:id="208" w:name="解析"/>
     <w:p>
       <w:pPr>
         <w:pStyle w:val="Heading1"/>
@@ -49127,222 +49194,6 @@
           <w:rFonts w:hint="eastAsia" w:ascii="Times New Roman" w:hAnsi="Times New Roman" w:eastAsia="FangSong" w:cs="Times New Roman"/>
         </w:rPr>
         <w:t>略</w:t>
-      </w:r>
-      <w:r>
-        <w:rPr>
-          <w:rFonts w:hint="eastAsia" w:ascii="Times New Roman" w:hAnsi="Times New Roman" w:eastAsia="Times New Roman" w:cs="Times New Roman"/>
-        </w:rPr>
-        <w:t>。</w:t>
-      </w:r>
-      <w:r>
-        <w:rPr>
-          <w:rFonts w:ascii="Times New Roman" w:hAnsi="Times New Roman" w:eastAsia="Times New Roman" w:cs="Times New Roman"/>
-        </w:rPr>
-        <w:t xml:space="preserve"> </w:t>
-      </w:r>
-      <w:r>
-        <w:rPr>
-          <w:rFonts w:ascii="Times New Roman" w:hAnsi="Times New Roman" w:eastAsia="Times New Roman" w:cs="Times New Roman"/>
-        </w:rPr>
-        <w:t xml:space="preserve">___</w:t>
-      </w:r>
-      <w:r>
-        <w:rPr>
-          <w:rFonts w:ascii="Times New Roman" w:hAnsi="Times New Roman" w:eastAsia="Times New Roman" w:cs="Times New Roman"/>
-        </w:rPr>
-        <w:t xml:space="preserve"> </w:t>
-      </w:r>
-      <w:r>
-        <w:rPr>
-          <w:rFonts w:ascii="Times New Roman" w:hAnsi="Times New Roman" w:eastAsia="Times New Roman" w:cs="Times New Roman"/>
-        </w:rPr>
-        <w:t xml:space="preserve">## </w:t>
-      </w:r>
-      <w:r>
-        <w:rPr>
-          <w:rFonts w:hint="eastAsia" w:ascii="Times New Roman" w:hAnsi="Times New Roman" w:eastAsia="FangSong" w:cs="Times New Roman"/>
-        </w:rPr>
-        <w:t xml:space="preserve">考点抽象</w:t>
-      </w:r>
-    </w:p>
-    <w:p>
-      <w:pPr>
-        <w:pStyle w:val="BlockText"/>
-      </w:pPr>
-      <w:r>
-        <w:rPr>
-          <w:rFonts w:hint="eastAsia" w:ascii="Times New Roman" w:hAnsi="Times New Roman" w:eastAsia="FangSong" w:cs="Times New Roman"/>
-        </w:rPr>
-        <w:t>这道题的表面是</w:t>
-      </w:r>
-      <w:r>
-        <w:rPr>
-          <w:rFonts w:hint="eastAsia" w:ascii="Times New Roman" w:hAnsi="Times New Roman" w:eastAsia="Times New Roman" w:cs="Times New Roman"/>
-        </w:rPr>
-        <w:t>”α-</w:t>
-      </w:r>
-      <w:r>
-        <w:rPr>
-          <w:rFonts w:hint="eastAsia" w:ascii="Times New Roman" w:hAnsi="Times New Roman" w:eastAsia="FangSong" w:cs="Times New Roman"/>
-        </w:rPr>
-        <w:t>杂原子取代羰基化合物的两段合成</w:t>
-      </w:r>
-      <w:r>
-        <w:rPr>
-          <w:rFonts w:hint="eastAsia" w:ascii="Times New Roman" w:hAnsi="Times New Roman" w:eastAsia="Times New Roman" w:cs="Times New Roman"/>
-        </w:rPr>
-        <w:t>”，</w:t>
-      </w:r>
-      <w:r>
-        <w:rPr>
-          <w:rFonts w:hint="eastAsia" w:ascii="Times New Roman" w:hAnsi="Times New Roman" w:eastAsia="FangSong" w:cs="Times New Roman"/>
-        </w:rPr>
-        <w:t>本质是</w:t>
-      </w:r>
-      <w:r>
-        <w:rPr>
-          <w:rFonts w:hint="eastAsia" w:ascii="Times New Roman" w:hAnsi="Times New Roman" w:eastAsia="FangSong" w:cs="Times New Roman"/>
-          <w:b/>
-          <w:bCs/>
-        </w:rPr>
-        <w:t>以</w:t>
-      </w:r>
-      <w:r>
-        <w:rPr>
-          <w:rFonts w:hint="eastAsia" w:ascii="Times New Roman" w:hAnsi="Times New Roman" w:eastAsia="Times New Roman" w:cs="Times New Roman"/>
-          <w:b/>
-          <w:bCs/>
-        </w:rPr>
-        <w:t>”</w:t>
-      </w:r>
-      <w:r>
-        <w:rPr>
-          <w:rFonts w:hint="eastAsia" w:ascii="Times New Roman" w:hAnsi="Times New Roman" w:eastAsia="FangSong" w:cs="Times New Roman"/>
-          <w:b/>
-          <w:bCs/>
-        </w:rPr>
-        <w:t>羰基活化</w:t>
-      </w:r>
-      <w:r>
-        <w:rPr>
-          <w:rFonts w:ascii="Times New Roman" w:hAnsi="Times New Roman" w:eastAsia="Times New Roman" w:cs="Times New Roman"/>
-          <w:b/>
-          <w:bCs/>
-        </w:rPr>
-        <w:t xml:space="preserve"> → </w:t>
-      </w:r>
-      <w:r>
-        <w:rPr>
-          <w:rFonts w:hint="eastAsia" w:ascii="Times New Roman" w:hAnsi="Times New Roman" w:eastAsia="FangSong" w:cs="Times New Roman"/>
-          <w:b/>
-          <w:bCs/>
-        </w:rPr>
-        <w:t xml:space="preserve">手性诱导加成</w:t>
-      </w:r>
-      <w:r>
-        <w:rPr>
-          <w:rFonts w:ascii="Times New Roman" w:hAnsi="Times New Roman" w:eastAsia="Times New Roman" w:cs="Times New Roman"/>
-          <w:b/>
-          <w:bCs/>
-        </w:rPr>
-        <w:t xml:space="preserve"> → </w:t>
-      </w:r>
-      <w:r>
-        <w:rPr>
-          <w:rFonts w:hint="eastAsia" w:ascii="Times New Roman" w:hAnsi="Times New Roman" w:eastAsia="FangSong" w:cs="Times New Roman"/>
-          <w:b/>
-          <w:bCs/>
-        </w:rPr>
-        <w:t>光激发双自由基</w:t>
-      </w:r>
-      <w:r>
-        <w:rPr>
-          <w:rFonts w:hint="eastAsia" w:ascii="Times New Roman" w:hAnsi="Times New Roman" w:eastAsia="Times New Roman" w:cs="Times New Roman"/>
-          <w:b/>
-          <w:bCs/>
-        </w:rPr>
-        <w:t>”</w:t>
-      </w:r>
-      <w:r>
-        <w:rPr>
-          <w:rFonts w:hint="eastAsia" w:ascii="Times New Roman" w:hAnsi="Times New Roman" w:eastAsia="FangSong" w:cs="Times New Roman"/>
-          <w:b/>
-          <w:bCs/>
-        </w:rPr>
-        <w:t>为链的机理画图题</w:t>
-      </w:r>
-      <w:r>
-        <w:rPr>
-          <w:rFonts w:hint="eastAsia" w:ascii="Times New Roman" w:hAnsi="Times New Roman" w:eastAsia="Times New Roman" w:cs="Times New Roman"/>
-        </w:rPr>
-        <w:t>——</w:t>
-      </w:r>
-      <w:r>
-        <w:rPr>
-          <w:rFonts w:hint="eastAsia" w:ascii="Times New Roman" w:hAnsi="Times New Roman" w:eastAsia="FangSong" w:cs="Times New Roman"/>
-        </w:rPr>
-        <w:t>前半场是</w:t>
-      </w:r>
-      <w:r>
-        <w:rPr>
-          <w:rFonts w:ascii="Times New Roman" w:hAnsi="Times New Roman" w:eastAsia="Times New Roman" w:cs="Times New Roman"/>
-        </w:rPr>
-        <w:t xml:space="preserve"> Tf</w:t>
-      </w:r>
-      <w:r>
-        <w:rPr>
-          <w:rFonts w:ascii="Times New Roman" w:hAnsi="Times New Roman" w:eastAsia="Times New Roman" w:cs="Times New Roman"/>
-          <w:vertAlign w:val="subscript"/>
-        </w:rPr>
-        <w:t>2</w:t>
-      </w:r>
-      <w:r>
-        <w:rPr>
-          <w:rFonts w:ascii="Times New Roman" w:hAnsi="Times New Roman" w:eastAsia="Times New Roman" w:cs="Times New Roman"/>
-        </w:rPr>
-        <w:t xml:space="preserve">O/2-I-py </w:t>
-      </w:r>
-      <w:r>
-        <w:rPr>
-          <w:rFonts w:hint="eastAsia" w:ascii="Times New Roman" w:hAnsi="Times New Roman" w:eastAsia="FangSong" w:cs="Times New Roman"/>
-        </w:rPr>
-        <w:t xml:space="preserve">活化酰胺后的立体选择性</w:t>
-      </w:r>
-      <w:r>
-        <w:rPr>
-          <w:rFonts w:ascii="Times New Roman" w:hAnsi="Times New Roman" w:eastAsia="Times New Roman" w:cs="Times New Roman"/>
-        </w:rPr>
-        <w:t xml:space="preserve"> C–N </w:t>
-      </w:r>
-      <w:r>
-        <w:rPr>
-          <w:rFonts w:hint="eastAsia" w:ascii="Times New Roman" w:hAnsi="Times New Roman" w:eastAsia="FangSong" w:cs="Times New Roman"/>
-        </w:rPr>
-        <w:t>构建</w:t>
-      </w:r>
-      <w:r>
-        <w:rPr>
-          <w:rFonts w:hint="eastAsia" w:ascii="Times New Roman" w:hAnsi="Times New Roman" w:eastAsia="Times New Roman" w:cs="Times New Roman"/>
-        </w:rPr>
-        <w:t>（</w:t>
-      </w:r>
-      <w:r>
-        <w:rPr>
-          <w:rFonts w:hint="eastAsia" w:ascii="Times New Roman" w:hAnsi="Times New Roman" w:eastAsia="FangSong" w:cs="Times New Roman"/>
-        </w:rPr>
-        <w:t>面选择性由苄基位阻控制</w:t>
-      </w:r>
-      <w:r>
-        <w:rPr>
-          <w:rFonts w:hint="eastAsia" w:ascii="Times New Roman" w:hAnsi="Times New Roman" w:eastAsia="Times New Roman" w:cs="Times New Roman"/>
-        </w:rPr>
-        <w:t>），</w:t>
-      </w:r>
-      <w:r>
-        <w:rPr>
-          <w:rFonts w:hint="eastAsia" w:ascii="Times New Roman" w:hAnsi="Times New Roman" w:eastAsia="FangSong" w:cs="Times New Roman"/>
-        </w:rPr>
-        <w:t>后半场是羰基光化学的自由基接力与捕获</w:t>
       </w:r>
       <w:r>
         <w:rPr>
@@ -49361,7 +49212,217 @@
         </w:pict>
       </w:r>
     </w:p>
-    <w:bookmarkStart w:id="176" w:name="知识点映射-9"/>
+    <w:bookmarkStart w:id="177" w:name="考点抽象-8"/>
+    <w:p>
+      <w:pPr>
+        <w:pStyle w:val="Heading2"/>
+        <w:spacing w:before="280" w:after="120"/>
+      </w:pPr>
+      <w:r>
+        <w:rPr>
+          <w:rFonts w:hint="eastAsia" w:ascii="Times New Roman" w:hAnsi="Times New Roman" w:eastAsia="SimHei" w:cs="Times New Roman"/>
+        </w:rPr>
+        <w:t xml:space="preserve">考点抽象</w:t>
+      </w:r>
+    </w:p>
+    <w:p>
+      <w:pPr>
+        <w:pStyle w:val="BlockText"/>
+      </w:pPr>
+      <w:r>
+        <w:rPr>
+          <w:rFonts w:hint="eastAsia" w:ascii="Times New Roman" w:hAnsi="Times New Roman" w:eastAsia="FangSong" w:cs="Times New Roman"/>
+        </w:rPr>
+        <w:t>这道题的表面是</w:t>
+      </w:r>
+      <w:r>
+        <w:rPr>
+          <w:rFonts w:hint="eastAsia" w:ascii="Times New Roman" w:hAnsi="Times New Roman" w:eastAsia="Times New Roman" w:cs="Times New Roman"/>
+        </w:rPr>
+        <w:t>”α-</w:t>
+      </w:r>
+      <w:r>
+        <w:rPr>
+          <w:rFonts w:hint="eastAsia" w:ascii="Times New Roman" w:hAnsi="Times New Roman" w:eastAsia="FangSong" w:cs="Times New Roman"/>
+        </w:rPr>
+        <w:t>杂原子取代羰基化合物的两段合成</w:t>
+      </w:r>
+      <w:r>
+        <w:rPr>
+          <w:rFonts w:hint="eastAsia" w:ascii="Times New Roman" w:hAnsi="Times New Roman" w:eastAsia="Times New Roman" w:cs="Times New Roman"/>
+        </w:rPr>
+        <w:t>”，</w:t>
+      </w:r>
+      <w:r>
+        <w:rPr>
+          <w:rFonts w:hint="eastAsia" w:ascii="Times New Roman" w:hAnsi="Times New Roman" w:eastAsia="FangSong" w:cs="Times New Roman"/>
+        </w:rPr>
+        <w:t>本质是</w:t>
+      </w:r>
+      <w:r>
+        <w:rPr>
+          <w:rFonts w:hint="eastAsia" w:ascii="Times New Roman" w:hAnsi="Times New Roman" w:eastAsia="FangSong" w:cs="Times New Roman"/>
+          <w:b/>
+          <w:bCs/>
+        </w:rPr>
+        <w:t>以</w:t>
+      </w:r>
+      <w:r>
+        <w:rPr>
+          <w:rFonts w:hint="eastAsia" w:ascii="Times New Roman" w:hAnsi="Times New Roman" w:eastAsia="Times New Roman" w:cs="Times New Roman"/>
+          <w:b/>
+          <w:bCs/>
+        </w:rPr>
+        <w:t>”</w:t>
+      </w:r>
+      <w:r>
+        <w:rPr>
+          <w:rFonts w:hint="eastAsia" w:ascii="Times New Roman" w:hAnsi="Times New Roman" w:eastAsia="FangSong" w:cs="Times New Roman"/>
+          <w:b/>
+          <w:bCs/>
+        </w:rPr>
+        <w:t>羰基活化</w:t>
+      </w:r>
+      <w:r>
+        <w:rPr>
+          <w:rFonts w:ascii="Times New Roman" w:hAnsi="Times New Roman" w:eastAsia="Times New Roman" w:cs="Times New Roman"/>
+          <w:b/>
+          <w:bCs/>
+        </w:rPr>
+        <w:t xml:space="preserve"> → </w:t>
+      </w:r>
+      <w:r>
+        <w:rPr>
+          <w:rFonts w:hint="eastAsia" w:ascii="Times New Roman" w:hAnsi="Times New Roman" w:eastAsia="FangSong" w:cs="Times New Roman"/>
+          <w:b/>
+          <w:bCs/>
+        </w:rPr>
+        <w:t xml:space="preserve">手性诱导加成</w:t>
+      </w:r>
+      <w:r>
+        <w:rPr>
+          <w:rFonts w:ascii="Times New Roman" w:hAnsi="Times New Roman" w:eastAsia="Times New Roman" w:cs="Times New Roman"/>
+          <w:b/>
+          <w:bCs/>
+        </w:rPr>
+        <w:t xml:space="preserve"> → </w:t>
+      </w:r>
+      <w:r>
+        <w:rPr>
+          <w:rFonts w:hint="eastAsia" w:ascii="Times New Roman" w:hAnsi="Times New Roman" w:eastAsia="FangSong" w:cs="Times New Roman"/>
+          <w:b/>
+          <w:bCs/>
+        </w:rPr>
+        <w:t>光激发双自由基</w:t>
+      </w:r>
+      <w:r>
+        <w:rPr>
+          <w:rFonts w:hint="eastAsia" w:ascii="Times New Roman" w:hAnsi="Times New Roman" w:eastAsia="Times New Roman" w:cs="Times New Roman"/>
+          <w:b/>
+          <w:bCs/>
+        </w:rPr>
+        <w:t>”</w:t>
+      </w:r>
+      <w:r>
+        <w:rPr>
+          <w:rFonts w:hint="eastAsia" w:ascii="Times New Roman" w:hAnsi="Times New Roman" w:eastAsia="FangSong" w:cs="Times New Roman"/>
+          <w:b/>
+          <w:bCs/>
+        </w:rPr>
+        <w:t>为链的机理画图题</w:t>
+      </w:r>
+      <w:r>
+        <w:rPr>
+          <w:rFonts w:hint="eastAsia" w:ascii="Times New Roman" w:hAnsi="Times New Roman" w:eastAsia="Times New Roman" w:cs="Times New Roman"/>
+        </w:rPr>
+        <w:t>——</w:t>
+      </w:r>
+      <w:r>
+        <w:rPr>
+          <w:rFonts w:hint="eastAsia" w:ascii="Times New Roman" w:hAnsi="Times New Roman" w:eastAsia="FangSong" w:cs="Times New Roman"/>
+        </w:rPr>
+        <w:t>前半场是</w:t>
+      </w:r>
+      <w:r>
+        <w:rPr>
+          <w:rFonts w:ascii="Times New Roman" w:hAnsi="Times New Roman" w:eastAsia="Times New Roman" w:cs="Times New Roman"/>
+        </w:rPr>
+        <w:t xml:space="preserve"> Tf</w:t>
+      </w:r>
+      <w:r>
+        <w:rPr>
+          <w:rFonts w:ascii="Times New Roman" w:hAnsi="Times New Roman" w:eastAsia="Times New Roman" w:cs="Times New Roman"/>
+          <w:vertAlign w:val="subscript"/>
+        </w:rPr>
+        <w:t>2</w:t>
+      </w:r>
+      <w:r>
+        <w:rPr>
+          <w:rFonts w:ascii="Times New Roman" w:hAnsi="Times New Roman" w:eastAsia="Times New Roman" w:cs="Times New Roman"/>
+        </w:rPr>
+        <w:t xml:space="preserve">O/2-I-py </w:t>
+      </w:r>
+      <w:r>
+        <w:rPr>
+          <w:rFonts w:hint="eastAsia" w:ascii="Times New Roman" w:hAnsi="Times New Roman" w:eastAsia="FangSong" w:cs="Times New Roman"/>
+        </w:rPr>
+        <w:t xml:space="preserve">活化酰胺后的立体选择性</w:t>
+      </w:r>
+      <w:r>
+        <w:rPr>
+          <w:rFonts w:ascii="Times New Roman" w:hAnsi="Times New Roman" w:eastAsia="Times New Roman" w:cs="Times New Roman"/>
+        </w:rPr>
+        <w:t xml:space="preserve"> C–N </w:t>
+      </w:r>
+      <w:r>
+        <w:rPr>
+          <w:rFonts w:hint="eastAsia" w:ascii="Times New Roman" w:hAnsi="Times New Roman" w:eastAsia="FangSong" w:cs="Times New Roman"/>
+        </w:rPr>
+        <w:t>构建</w:t>
+      </w:r>
+      <w:r>
+        <w:rPr>
+          <w:rFonts w:hint="eastAsia" w:ascii="Times New Roman" w:hAnsi="Times New Roman" w:eastAsia="Times New Roman" w:cs="Times New Roman"/>
+        </w:rPr>
+        <w:t>（</w:t>
+      </w:r>
+      <w:r>
+        <w:rPr>
+          <w:rFonts w:hint="eastAsia" w:ascii="Times New Roman" w:hAnsi="Times New Roman" w:eastAsia="FangSong" w:cs="Times New Roman"/>
+        </w:rPr>
+        <w:t>面选择性由苄基位阻控制</w:t>
+      </w:r>
+      <w:r>
+        <w:rPr>
+          <w:rFonts w:hint="eastAsia" w:ascii="Times New Roman" w:hAnsi="Times New Roman" w:eastAsia="Times New Roman" w:cs="Times New Roman"/>
+        </w:rPr>
+        <w:t>），</w:t>
+      </w:r>
+      <w:r>
+        <w:rPr>
+          <w:rFonts w:hint="eastAsia" w:ascii="Times New Roman" w:hAnsi="Times New Roman" w:eastAsia="FangSong" w:cs="Times New Roman"/>
+        </w:rPr>
+        <w:t>后半场是羰基光化学的自由基接力与捕获</w:t>
+      </w:r>
+      <w:r>
+        <w:rPr>
+          <w:rFonts w:hint="eastAsia" w:ascii="Times New Roman" w:hAnsi="Times New Roman" w:eastAsia="Times New Roman" w:cs="Times New Roman"/>
+        </w:rPr>
+        <w:t>。</w:t>
+      </w:r>
+    </w:p>
+    <w:p>
+      <w:pPr>
+        <w:spacing w:before="160" w:after="80"/>
+      </w:pPr>
+      <w:r>
+        <w:pict>
+          <v:rect style="width:0;height:1.5pt" o:hralign="center" o:hrstd="t" o:hr="t"/>
+        </w:pict>
+      </w:r>
+    </w:p>
+    <w:bookmarkEnd w:id="177"/>
+    <w:bookmarkStart w:id="178" w:name="知识点映射-9"/>
     <w:p>
       <w:pPr>
         <w:pStyle w:val="Heading2"/>
@@ -49698,8 +49759,8 @@
         </w:pict>
       </w:r>
     </w:p>
-    <w:bookmarkEnd w:id="176"/>
-    <w:bookmarkStart w:id="177" w:name="解题思路-9"/>
+    <w:bookmarkEnd w:id="178"/>
+    <w:bookmarkStart w:id="179" w:name="解题思路-9"/>
     <w:p>
       <w:pPr>
         <w:pStyle w:val="Heading2"/>
@@ -50507,8 +50568,8 @@
         </w:pict>
       </w:r>
     </w:p>
-    <w:bookmarkEnd w:id="177"/>
-    <w:bookmarkStart w:id="178" w:name="变式拓展-8"/>
+    <w:bookmarkEnd w:id="179"/>
+    <w:bookmarkStart w:id="180" w:name="变式拓展-8"/>
     <w:p>
       <w:pPr>
         <w:pStyle w:val="Heading2"/>
@@ -50794,8 +50855,8 @@
         </w:pict>
       </w:r>
     </w:p>
-    <w:bookmarkEnd w:id="178"/>
-    <w:bookmarkStart w:id="179" w:name="易错分析-8"/>
+    <w:bookmarkEnd w:id="180"/>
+    <w:bookmarkStart w:id="181" w:name="易错分析-8"/>
     <w:p>
       <w:pPr>
         <w:pStyle w:val="Heading2"/>
@@ -51357,8 +51418,8 @@
         <w:t>：2026-05-20</w:t>
       </w:r>
     </w:p>
-    <w:bookmarkEnd w:id="179"/>
-    <w:bookmarkStart w:id="180" w:name="元素与分析6-题"/>
+    <w:bookmarkEnd w:id="181"/>
+    <w:bookmarkStart w:id="182" w:name="元素与分析6-题"/>
     <w:p>
       <w:pPr>
         <w:pStyle w:val="Heading2"/>
@@ -51395,8 +51456,8 @@
         <w:t>）</w:t>
       </w:r>
     </w:p>
-    <w:bookmarkEnd w:id="180"/>
-    <w:bookmarkStart w:id="181" w:name="第-13-题"/>
+    <w:bookmarkEnd w:id="182"/>
+    <w:bookmarkStart w:id="183" w:name="第-13-题"/>
     <w:p>
       <w:pPr>
         <w:pStyle w:val="Heading2"/>
@@ -51612,8 +51673,8 @@
         <w:t xml:space="preserve">参考答案</w:t>
       </w:r>
     </w:p>
-    <w:bookmarkEnd w:id="181"/>
-    <w:bookmarkStart w:id="182" w:name="参考答案-9"/>
+    <w:bookmarkEnd w:id="183"/>
+    <w:bookmarkStart w:id="184" w:name="参考答案-9"/>
     <w:p>
       <w:pPr>
         <w:pStyle w:val="Heading2"/>
@@ -51926,8 +51987,8 @@
         <w:t>。</w:t>
       </w:r>
     </w:p>
-    <w:bookmarkEnd w:id="182"/>
-    <w:bookmarkStart w:id="183" w:name="题目图示与结构参考-4"/>
+    <w:bookmarkEnd w:id="184"/>
+    <w:bookmarkStart w:id="185" w:name="题目图示与结构参考-4"/>
     <w:p>
       <w:pPr>
         <w:pStyle w:val="Heading2"/>
@@ -51940,8 +52001,8 @@
         <w:t xml:space="preserve">题目图示与结构参考</w:t>
       </w:r>
     </w:p>
-    <w:bookmarkEnd w:id="183"/>
-    <w:bookmarkStart w:id="184" w:name="知识点映射-10"/>
+    <w:bookmarkEnd w:id="185"/>
+    <w:bookmarkStart w:id="186" w:name="知识点映射-10"/>
     <w:p>
       <w:pPr>
         <w:pStyle w:val="Heading2"/>
@@ -52140,8 +52201,8 @@
         </w:tc>
       </w:tr>
     </w:tbl>
-    <w:bookmarkEnd w:id="184"/>
-    <w:bookmarkStart w:id="185" w:name="解题思路-10"/>
+    <w:bookmarkEnd w:id="186"/>
+    <w:bookmarkStart w:id="187" w:name="解题思路-10"/>
     <w:p>
       <w:pPr>
         <w:pStyle w:val="Heading2"/>
@@ -52422,8 +52483,8 @@
         <w:t>均满足</w:t>
       </w:r>
     </w:p>
-    <w:bookmarkEnd w:id="185"/>
-    <w:bookmarkStart w:id="186" w:name="考点抽象-7"/>
+    <w:bookmarkEnd w:id="187"/>
+    <w:bookmarkStart w:id="188" w:name="考点抽象-9"/>
     <w:p>
       <w:pPr>
         <w:pStyle w:val="Heading2"/>
@@ -52477,8 +52538,8 @@
         <w:t>。</w:t>
       </w:r>
     </w:p>
-    <w:bookmarkEnd w:id="186"/>
-    <w:bookmarkStart w:id="187" w:name="变式拓展-9"/>
+    <w:bookmarkEnd w:id="188"/>
+    <w:bookmarkStart w:id="189" w:name="变式拓展-9"/>
     <w:p>
       <w:pPr>
         <w:pStyle w:val="Heading2"/>
@@ -52581,8 +52642,8 @@
         <w:t>要求推断其在周期表中的位置</w:t>
       </w:r>
     </w:p>
-    <w:bookmarkEnd w:id="187"/>
-    <w:bookmarkStart w:id="188" w:name="易错分析-9"/>
+    <w:bookmarkEnd w:id="189"/>
+    <w:bookmarkStart w:id="190" w:name="易错分析-9"/>
     <w:p>
       <w:pPr>
         <w:pStyle w:val="Heading2"/>
@@ -52835,8 +52896,8 @@
         </w:tc>
       </w:tr>
     </w:tbl>
-    <w:bookmarkEnd w:id="188"/>
-    <w:bookmarkStart w:id="192" w:name="第-14-题"/>
+    <w:bookmarkEnd w:id="190"/>
+    <w:bookmarkStart w:id="194" w:name="第-14-题"/>
     <w:p>
       <w:pPr>
         <w:pStyle w:val="Heading2"/>
@@ -53080,20 +53141,53 @@
         <w:rPr>
           <w:rFonts w:ascii="Times New Roman" w:hAnsi="Times New Roman" w:eastAsia="Times New Roman" w:cs="Times New Roman"/>
         </w:rPr>
-        <w:t xml:space="preserve"> NaFeO</w:t>
-      </w:r>
-      <w:r>
-        <w:rPr>
-          <w:rFonts w:ascii="Times New Roman" w:hAnsi="Times New Roman" w:eastAsia="Times New Roman" w:cs="Times New Roman"/>
-          <w:vertAlign w:val="subscript"/>
-        </w:rPr>
-        <w:t>2</w:t>
-      </w:r>
-      <w:r>
-        <w:rPr>
-          <w:rFonts w:ascii="Times New Roman" w:hAnsi="Times New Roman" w:eastAsia="Times New Roman" w:cs="Times New Roman"/>
-        </w:rPr>
-        <w:t xml:space="preserve"> ; D </w:t>
+        <w:t xml:space="preserve"> </w:t>
+      </w:r>
+      <m:oMath>
+        <m:oMathPr>
+          <m:ctrlPr>
+            <w:rPr>
+              <w:sz w:val="28"/>
+              <w:szCs w:val="28"/>
+            </w:rPr>
+          </m:ctrlPr>
+        </m:oMathPr>
+        <m:r>
+          <m:t>N</m:t>
+        </m:r>
+        <m:r>
+          <m:t>a</m:t>
+        </m:r>
+        <m:r>
+          <m:t>F</m:t>
+        </m:r>
+        <m:r>
+          <m:t>e</m:t>
+        </m:r>
+        <m:sSub>
+          <m:e>
+            <m:r>
+              <m:t>O</m:t>
+            </m:r>
+          </m:e>
+          <m:sub>
+            <m:r>
+              <m:t>2</m:t>
+            </m:r>
+          </m:sub>
+        </m:sSub>
+      </m:oMath>
+      <w:r>
+        <w:rPr>
+          <w:rFonts w:ascii="Times New Roman" w:hAnsi="Times New Roman" w:eastAsia="Times New Roman" w:cs="Times New Roman"/>
+        </w:rPr>
+        <w:t xml:space="preserve"> </w:t>
+      </w:r>
+      <w:r>
+        <w:rPr>
+          <w:rFonts w:ascii="Times New Roman" w:hAnsi="Times New Roman" w:eastAsia="Times New Roman" w:cs="Times New Roman"/>
+        </w:rPr>
+        <w:t xml:space="preserve">; D </w:t>
       </w:r>
       <w:r>
         <w:rPr>
@@ -53158,18 +53252,18 @@
           <wp:inline>
             <wp:extent cx="3600000" cy="1278533"/>
             <wp:effectExtent b="0" l="0" r="0" t="0"/>
-            <wp:docPr descr="" title="" id="190" name="Picture"/>
+            <wp:docPr descr="" title="" id="192" name="Picture"/>
             <a:graphic>
               <a:graphicData uri="http://schemas.openxmlformats.org/drawingml/2006/picture">
                 <pic:pic>
                   <pic:nvPicPr>
-                    <pic:cNvPr descr="18cb47f80208531f0294223f76fb3309223afcbaf56a1aaa72a6b84f1f7f811f.jpg" id="191" name="Picture"/>
+                    <pic:cNvPr descr="18cb47f80208531f0294223f76fb3309223afcbaf56a1aaa72a6b84f1f7f811f.jpg" id="193" name="Picture"/>
                     <pic:cNvPicPr>
                       <a:picLocks noChangeArrowheads="1" noChangeAspect="1"/>
                     </pic:cNvPicPr>
                   </pic:nvPicPr>
                   <pic:blipFill>
-                    <a:blip r:embed="rId189"/>
+                    <a:blip r:embed="rId191"/>
                     <a:stretch>
                       <a:fillRect/>
                     </a:stretch>
@@ -53314,8 +53408,8 @@
         <w:t>）</w:t>
       </w:r>
     </w:p>
-    <w:bookmarkEnd w:id="192"/>
-    <w:bookmarkStart w:id="196" w:name="第-15-题"/>
+    <w:bookmarkEnd w:id="194"/>
+    <w:bookmarkStart w:id="198" w:name="第-15-题"/>
     <w:p>
       <w:pPr>
         <w:pStyle w:val="Heading2"/>
@@ -54437,7 +54531,7 @@
         <w:t xml:space="preserve"> Cu:63.55, O:16.00。</w:t>
       </w:r>
     </w:p>
-    <w:bookmarkStart w:id="193" w:name="分-25"/>
+    <w:bookmarkStart w:id="195" w:name="分-25"/>
     <w:p>
       <w:pPr>
         <w:pStyle w:val="Heading3"/>
@@ -54509,8 +54603,8 @@
         <w:t>。</w:t>
       </w:r>
     </w:p>
-    <w:bookmarkEnd w:id="193"/>
-    <w:bookmarkStart w:id="194" w:name="分-26"/>
+    <w:bookmarkEnd w:id="195"/>
+    <w:bookmarkStart w:id="196" w:name="分-26"/>
     <w:p>
       <w:pPr>
         <w:pStyle w:val="Heading3"/>
@@ -54570,8 +54664,8 @@
         <w:t>）。</w:t>
       </w:r>
     </w:p>
-    <w:bookmarkEnd w:id="194"/>
-    <w:bookmarkStart w:id="195" w:name="分-27"/>
+    <w:bookmarkEnd w:id="196"/>
+    <w:bookmarkStart w:id="197" w:name="分-27"/>
     <w:p>
       <w:pPr>
         <w:pStyle w:val="Heading3"/>
@@ -54692,9 +54786,9 @@
         <w:t xml:space="preserve">参考答案</w:t>
       </w:r>
     </w:p>
-    <w:bookmarkEnd w:id="195"/>
-    <w:bookmarkEnd w:id="196"/>
-    <w:bookmarkStart w:id="200" w:name="参考答案-10"/>
+    <w:bookmarkEnd w:id="197"/>
+    <w:bookmarkEnd w:id="198"/>
+    <w:bookmarkStart w:id="202" w:name="参考答案-10"/>
     <w:p>
       <w:pPr>
         <w:pStyle w:val="Heading2"/>
@@ -54707,7 +54801,7 @@
         <w:t xml:space="preserve">参考答案</w:t>
       </w:r>
     </w:p>
-    <w:bookmarkStart w:id="197" w:name="答案-22"/>
+    <w:bookmarkStart w:id="199" w:name="答案-22"/>
     <w:p>
       <w:pPr>
         <w:pStyle w:val="Heading3"/>
@@ -55140,8 +55234,8 @@
         </m:r>
       </m:oMath>
     </w:p>
-    <w:bookmarkEnd w:id="197"/>
-    <w:bookmarkStart w:id="198" w:name="答案-23"/>
+    <w:bookmarkEnd w:id="199"/>
+    <w:bookmarkStart w:id="200" w:name="答案-23"/>
     <w:p>
       <w:pPr>
         <w:pStyle w:val="Heading3"/>
@@ -56475,8 +56569,8 @@
         </m:oMath>
       </m:oMathPara>
     </w:p>
-    <w:bookmarkEnd w:id="198"/>
-    <w:bookmarkStart w:id="199" w:name="答案-24"/>
+    <w:bookmarkEnd w:id="200"/>
+    <w:bookmarkStart w:id="201" w:name="答案-24"/>
     <w:p>
       <w:pPr>
         <w:pStyle w:val="Heading3"/>
@@ -56944,9 +57038,9 @@
         <w:t>。</w:t>
       </w:r>
     </w:p>
-    <w:bookmarkEnd w:id="199"/>
-    <w:bookmarkEnd w:id="200"/>
-    <w:bookmarkStart w:id="201" w:name="知识点映射-11"/>
+    <w:bookmarkEnd w:id="201"/>
+    <w:bookmarkEnd w:id="202"/>
+    <w:bookmarkStart w:id="203" w:name="知识点映射-11"/>
     <w:p>
       <w:pPr>
         <w:pStyle w:val="Heading2"/>
@@ -57099,8 +57193,8 @@
         <w:t xml:space="preserve">通过失重确定化合物组成</w:t>
       </w:r>
     </w:p>
-    <w:bookmarkEnd w:id="201"/>
-    <w:bookmarkStart w:id="202" w:name="解题思路-11"/>
+    <w:bookmarkEnd w:id="203"/>
+    <w:bookmarkStart w:id="204" w:name="解题思路-11"/>
     <w:p>
       <w:pPr>
         <w:pStyle w:val="Heading2"/>
@@ -57304,8 +57398,8 @@
         <w:t xml:space="preserve">的作用</w:t>
       </w:r>
     </w:p>
-    <w:bookmarkEnd w:id="202"/>
-    <w:bookmarkStart w:id="203" w:name="考点抽象-8"/>
+    <w:bookmarkEnd w:id="204"/>
+    <w:bookmarkStart w:id="205" w:name="考点抽象-10"/>
     <w:p>
       <w:pPr>
         <w:pStyle w:val="Heading2"/>
@@ -57405,8 +57499,8 @@
         <w:t xml:space="preserve">通过失重确定产物</w:t>
       </w:r>
     </w:p>
-    <w:bookmarkEnd w:id="203"/>
-    <w:bookmarkStart w:id="204" w:name="变式拓展-10"/>
+    <w:bookmarkEnd w:id="205"/>
+    <w:bookmarkStart w:id="206" w:name="变式拓展-10"/>
     <w:p>
       <w:pPr>
         <w:pStyle w:val="Heading2"/>
@@ -57582,8 +57676,8 @@
         <w:t xml:space="preserve">的溶解度积</w:t>
       </w:r>
     </w:p>
-    <w:bookmarkEnd w:id="204"/>
-    <w:bookmarkStart w:id="205" w:name="易错分析-10"/>
+    <w:bookmarkEnd w:id="206"/>
+    <w:bookmarkStart w:id="207" w:name="易错分析-10"/>
     <w:p>
       <w:pPr>
         <w:pStyle w:val="Heading2"/>
@@ -57798,8 +57892,8 @@
         <w:t>。</w:t>
       </w:r>
     </w:p>
-    <w:bookmarkEnd w:id="205"/>
-    <w:bookmarkEnd w:id="206"/>
+    <w:bookmarkEnd w:id="207"/>
+    <w:bookmarkEnd w:id="208"/>
     <w:sectPr>
       <w:footerReference w:type="default" r:id="rId9"/>
       <w:footnotePr>
@@ -60098,7 +60192,7 @@
     <ns0:name ns0:val="Verbatim Char"/>
     <ns0:basedOn ns0:val="BodyTextChar"/>
     <ns0:rPr>
-      <ns0:rFonts ns0:ascii="Times New Roman" ns0:cs="Times New Roman" ns0:eastAsia="FangSong" ns0:hAnsi="Times New Roman"/>
+      <ns0:rFonts ns0:ascii="SimSun" ns0:cs="SimSun" ns0:eastAsia="SimSun" ns0:hAnsi="SimSun"/>
       <ns0:b ns0:val="0"/>
       <ns0:sz ns0:val="20"/>
     </ns0:rPr>
@@ -60152,7 +60246,7 @@
       <w:wordWrap w:val="off"/>
     </w:pPr>
     <ns0:rPr>
-      <w:rFonts ns0:ascii="Times New Roman" ns0:hAnsi="Times New Roman" ns0:eastAsia="FangSong" ns0:cs="Times New Roman"/>
+      <w:rFonts ns0:ascii="SimSun" ns0:hAnsi="SimSun" ns0:eastAsia="SimSun" ns0:cs="SimSun"/>
     </ns0:rPr>
   </w:style>
   <w:style w:type="character" w:customStyle="1" w:styleId="KeywordTok">

--- a/00-首页/题组Word/综合模拟卷/综合模拟卷I-教师版.docx
+++ b/00-首页/题组Word/综合模拟卷/综合模拟卷I-教师版.docx
@@ -17830,7 +17830,7 @@
         </w:rPr>
         <w:drawing>
           <wp:inline>
-            <wp:extent cx="2298700" cy="3441700"/>
+            <wp:extent cx="2285808" cy="3441700"/>
             <wp:effectExtent b="0" l="0" r="0" t="0"/>
             <wp:docPr descr="" title="" id="49" name="Picture"/>
             <a:graphic>
@@ -17851,7 +17851,7 @@
                   <pic:spPr bwMode="auto">
                     <a:xfrm>
                       <a:off x="0" y="0"/>
-                      <a:ext cx="2298700" cy="3441700"/>
+                      <a:ext cx="2285808" cy="3441700"/>
                     </a:xfrm>
                     <a:prstGeom prst="rect">
                       <a:avLst/>
@@ -36403,7 +36403,7 @@
         </w:rPr>
         <w:drawing>
           <wp:inline>
-            <wp:extent cx="3600000" cy="2084571"/>
+            <wp:extent cx="3600000" cy="2064000"/>
             <wp:effectExtent b="0" l="0" r="0" t="0"/>
             <wp:docPr descr="" title="" id="146" name="Picture"/>
             <a:graphic>
@@ -36424,7 +36424,7 @@
                   <pic:spPr bwMode="auto">
                     <a:xfrm>
                       <a:off x="0" y="0"/>
-                      <a:ext cx="3600000" cy="2084571"/>
+                      <a:ext cx="3600000" cy="2064000"/>
                     </a:xfrm>
                     <a:prstGeom prst="rect">
                       <a:avLst/>
@@ -38485,7 +38485,7 @@
         </w:rPr>
         <w:drawing>
           <wp:inline>
-            <wp:extent cx="3240000" cy="2579999"/>
+            <wp:extent cx="3229411" cy="2579999"/>
             <wp:effectExtent b="0" l="0" r="0" t="0"/>
             <wp:docPr descr="" title="" id="153" name="Picture"/>
             <a:graphic>
@@ -38506,7 +38506,7 @@
                   <pic:spPr bwMode="auto">
                     <a:xfrm>
                       <a:off x="0" y="0"/>
-                      <a:ext cx="3240000" cy="2579999"/>
+                      <a:ext cx="3229411" cy="2579999"/>
                     </a:xfrm>
                     <a:prstGeom prst="rect">
                       <a:avLst/>
@@ -39009,7 +39009,7 @@
         </w:rPr>
         <w:drawing>
           <wp:inline>
-            <wp:extent cx="3600000" cy="1121999"/>
+            <wp:extent cx="3600000" cy="1117863"/>
             <wp:effectExtent b="0" l="0" r="0" t="0"/>
             <wp:docPr descr="" title="" id="159" name="Picture"/>
             <a:graphic>
@@ -39030,7 +39030,7 @@
                   <pic:spPr bwMode="auto">
                     <a:xfrm>
                       <a:off x="0" y="0"/>
-                      <a:ext cx="3600000" cy="1121999"/>
+                      <a:ext cx="3600000" cy="1117863"/>
                     </a:xfrm>
                     <a:prstGeom prst="rect">
                       <a:avLst/>
@@ -52218,10 +52218,6 @@
     <w:p>
       <w:pPr>
         <w:pStyle w:val="Compact"/>
-        <w:numPr>
-          <w:ilvl w:val="0"/>
-          <w:numId w:val="1054"/>
-        </w:numPr>
       </w:pPr>
       <w:r>
         <w:rPr>

--- a/00-首页/题组Word/综合模拟卷/综合模拟卷I-教师版.docx
+++ b/00-首页/题组Word/综合模拟卷/综合模拟卷I-教师版.docx
@@ -4305,6 +4305,14 @@
       <w:tblPr>
         <w:tblStyle w:val="Table"/>
         <w:tblW w:type="auto" w:w="0"/>
+        <w:tblBorders>
+          <w:top w:val="single" w:sz="12" w:space="0" w:color="000000"/>
+          <w:left w:val="none" w:sz="0" w:space="0" w:color="auto"/>
+          <w:bottom w:val="single" w:sz="12" w:space="0" w:color="000000"/>
+          <w:right w:val="none" w:sz="0" w:space="0" w:color="auto"/>
+          <w:insideH w:val="none" w:sz="0" w:space="0" w:color="auto"/>
+          <w:insideV w:val="none" w:sz="0" w:space="0" w:color="auto"/>
+        </w:tblBorders>
         <w:tblLook w:firstRow="1" w:lastRow="0" w:firstColumn="0" w:lastColumn="0" w:noHBand="0" w:noVBand="0" w:val="0020"/>
       </w:tblPr>
       <w:tblGrid>
@@ -4316,7 +4324,11 @@
           <w:tblHeader w:val="on"/>
         </w:trPr>
         <w:tc>
-          <w:tcPr/>
+          <w:tcPr>
+            <w:tcBorders>
+              <w:bottom w:val="single" w:sz="8" w:space="0" w:color="000000"/>
+            </w:tcBorders>
+          </w:tcPr>
           <w:p>
             <w:pPr>
               <w:pStyle w:val="Compact"/>
@@ -4332,7 +4344,11 @@
           </w:p>
         </w:tc>
         <w:tc>
-          <w:tcPr/>
+          <w:tcPr>
+            <w:tcBorders>
+              <w:bottom w:val="single" w:sz="8" w:space="0" w:color="000000"/>
+            </w:tcBorders>
+          </w:tcPr>
           <w:p>
             <w:pPr>
               <w:pStyle w:val="Compact"/>
@@ -4758,6 +4774,14 @@
       <w:tblPr>
         <w:tblStyle w:val="Table"/>
         <w:tblW w:type="auto" w:w="0"/>
+        <w:tblBorders>
+          <w:top w:val="single" w:sz="12" w:space="0" w:color="000000"/>
+          <w:left w:val="none" w:sz="0" w:space="0" w:color="auto"/>
+          <w:bottom w:val="single" w:sz="12" w:space="0" w:color="000000"/>
+          <w:right w:val="none" w:sz="0" w:space="0" w:color="auto"/>
+          <w:insideH w:val="none" w:sz="0" w:space="0" w:color="auto"/>
+          <w:insideV w:val="none" w:sz="0" w:space="0" w:color="auto"/>
+        </w:tblBorders>
         <w:tblLook w:firstRow="1" w:lastRow="0" w:firstColumn="0" w:lastColumn="0" w:noHBand="0" w:noVBand="0" w:val="0020"/>
       </w:tblPr>
       <w:tblGrid>
@@ -4770,7 +4794,11 @@
           <w:tblHeader w:val="on"/>
         </w:trPr>
         <w:tc>
-          <w:tcPr/>
+          <w:tcPr>
+            <w:tcBorders>
+              <w:bottom w:val="single" w:sz="8" w:space="0" w:color="000000"/>
+            </w:tcBorders>
+          </w:tcPr>
           <w:p>
             <w:pPr>
               <w:pStyle w:val="Compact"/>
@@ -4786,7 +4814,11 @@
           </w:p>
         </w:tc>
         <w:tc>
-          <w:tcPr/>
+          <w:tcPr>
+            <w:tcBorders>
+              <w:bottom w:val="single" w:sz="8" w:space="0" w:color="000000"/>
+            </w:tcBorders>
+          </w:tcPr>
           <w:p>
             <w:pPr>
               <w:pStyle w:val="Compact"/>
@@ -4802,7 +4834,11 @@
           </w:p>
         </w:tc>
         <w:tc>
-          <w:tcPr/>
+          <w:tcPr>
+            <w:tcBorders>
+              <w:bottom w:val="single" w:sz="8" w:space="0" w:color="000000"/>
+            </w:tcBorders>
+          </w:tcPr>
           <w:p>
             <w:pPr>
               <w:pStyle w:val="Compact"/>
@@ -15294,6 +15330,14 @@
       <w:tblPr>
         <w:tblStyle w:val="Table"/>
         <w:tblW w:type="auto" w:w="0"/>
+        <w:tblBorders>
+          <w:top w:val="single" w:sz="12" w:space="0" w:color="000000"/>
+          <w:left w:val="none" w:sz="0" w:space="0" w:color="auto"/>
+          <w:bottom w:val="single" w:sz="12" w:space="0" w:color="000000"/>
+          <w:right w:val="none" w:sz="0" w:space="0" w:color="auto"/>
+          <w:insideH w:val="none" w:sz="0" w:space="0" w:color="auto"/>
+          <w:insideV w:val="none" w:sz="0" w:space="0" w:color="auto"/>
+        </w:tblBorders>
         <w:tblLook w:firstRow="1" w:lastRow="0" w:firstColumn="0" w:lastColumn="0" w:noHBand="0" w:noVBand="0" w:val="0020"/>
       </w:tblPr>
       <w:tblGrid>
@@ -15305,7 +15349,11 @@
           <w:tblHeader w:val="on"/>
         </w:trPr>
         <w:tc>
-          <w:tcPr/>
+          <w:tcPr>
+            <w:tcBorders>
+              <w:bottom w:val="single" w:sz="8" w:space="0" w:color="000000"/>
+            </w:tcBorders>
+          </w:tcPr>
           <w:p>
             <w:pPr>
               <w:pStyle w:val="Compact"/>
@@ -15321,7 +15369,11 @@
           </w:p>
         </w:tc>
         <w:tc>
-          <w:tcPr/>
+          <w:tcPr>
+            <w:tcBorders>
+              <w:bottom w:val="single" w:sz="8" w:space="0" w:color="000000"/>
+            </w:tcBorders>
+          </w:tcPr>
           <w:p>
             <w:pPr>
               <w:pStyle w:val="Compact"/>
@@ -16428,6 +16480,14 @@
         <w:tblStyle w:val="Table"/>
         <w:tblW w:type="pct" w:w="5000"/>
         <w:tblLayout w:type="fixed"/>
+        <w:tblBorders>
+          <w:top w:val="single" w:sz="12" w:space="0" w:color="000000"/>
+          <w:left w:val="none" w:sz="0" w:space="0" w:color="auto"/>
+          <w:bottom w:val="single" w:sz="12" w:space="0" w:color="000000"/>
+          <w:right w:val="none" w:sz="0" w:space="0" w:color="auto"/>
+          <w:insideH w:val="none" w:sz="0" w:space="0" w:color="auto"/>
+          <w:insideV w:val="none" w:sz="0" w:space="0" w:color="auto"/>
+        </w:tblBorders>
         <w:tblLook w:firstRow="1" w:lastRow="0" w:firstColumn="0" w:lastColumn="0" w:noHBand="0" w:noVBand="0" w:val="0020"/>
       </w:tblPr>
       <w:tblGrid>
@@ -16439,7 +16499,11 @@
           <w:tblHeader w:val="on"/>
         </w:trPr>
         <w:tc>
-          <w:tcPr/>
+          <w:tcPr>
+            <w:tcBorders>
+              <w:bottom w:val="single" w:sz="8" w:space="0" w:color="000000"/>
+            </w:tcBorders>
+          </w:tcPr>
           <w:p>
             <w:pPr>
               <w:pStyle w:val="Compact"/>
@@ -16455,7 +16519,11 @@
           </w:p>
         </w:tc>
         <w:tc>
-          <w:tcPr/>
+          <w:tcPr>
+            <w:tcBorders>
+              <w:bottom w:val="single" w:sz="8" w:space="0" w:color="000000"/>
+            </w:tcBorders>
+          </w:tcPr>
           <w:p>
             <w:pPr>
               <w:pStyle w:val="Compact"/>
@@ -36278,6 +36346,7 @@
     <w:p>
       <w:pPr>
         <w:pStyle w:val="BodyText"/>
+        <w:spacing w:before="0" w:after="0"/>
       </w:pPr>
       <w:r>
         <w:rPr>
@@ -36307,6 +36376,7 @@
     <w:p>
       <w:pPr>
         <w:pStyle w:val="BodyText"/>
+        <w:spacing w:before="0" w:after="0"/>
       </w:pPr>
       <w:r>
         <w:rPr>
@@ -36336,6 +36406,7 @@
     <w:p>
       <w:pPr>
         <w:pStyle w:val="BodyText"/>
+        <w:spacing w:before="0" w:after="0"/>
       </w:pPr>
       <w:r>
         <w:rPr>
@@ -36365,6 +36436,7 @@
     <w:p>
       <w:pPr>
         <w:pStyle w:val="BodyText"/>
+        <w:spacing w:before="0" w:after="0"/>
       </w:pPr>
       <w:r>
         <w:rPr>
@@ -37737,6 +37809,14 @@
       <w:tblPr>
         <w:tblStyle w:val="Table"/>
         <w:tblW w:type="auto" w:w="0"/>
+        <w:tblBorders>
+          <w:top w:val="single" w:sz="12" w:space="0" w:color="000000"/>
+          <w:left w:val="none" w:sz="0" w:space="0" w:color="auto"/>
+          <w:bottom w:val="single" w:sz="12" w:space="0" w:color="000000"/>
+          <w:right w:val="none" w:sz="0" w:space="0" w:color="auto"/>
+          <w:insideH w:val="none" w:sz="0" w:space="0" w:color="auto"/>
+          <w:insideV w:val="none" w:sz="0" w:space="0" w:color="auto"/>
+        </w:tblBorders>
         <w:tblLook w:firstRow="1" w:lastRow="0" w:firstColumn="0" w:lastColumn="0" w:noHBand="0" w:noVBand="0" w:val="0020"/>
       </w:tblPr>
       <w:tblGrid>
@@ -37749,7 +37829,11 @@
           <w:tblHeader w:val="on"/>
         </w:trPr>
         <w:tc>
-          <w:tcPr/>
+          <w:tcPr>
+            <w:tcBorders>
+              <w:bottom w:val="single" w:sz="8" w:space="0" w:color="000000"/>
+            </w:tcBorders>
+          </w:tcPr>
           <w:p>
             <w:pPr>
               <w:pStyle w:val="Compact"/>
@@ -37765,7 +37849,11 @@
           </w:p>
         </w:tc>
         <w:tc>
-          <w:tcPr/>
+          <w:tcPr>
+            <w:tcBorders>
+              <w:bottom w:val="single" w:sz="8" w:space="0" w:color="000000"/>
+            </w:tcBorders>
+          </w:tcPr>
           <w:p>
             <w:pPr>
               <w:pStyle w:val="Compact"/>
@@ -37781,7 +37869,11 @@
           </w:p>
         </w:tc>
         <w:tc>
-          <w:tcPr/>
+          <w:tcPr>
+            <w:tcBorders>
+              <w:bottom w:val="single" w:sz="8" w:space="0" w:color="000000"/>
+            </w:tcBorders>
+          </w:tcPr>
           <w:p>
             <w:pPr>
               <w:pStyle w:val="Compact"/>
@@ -40791,6 +40883,14 @@
       <w:tblPr>
         <w:tblStyle w:val="Table"/>
         <w:tblW w:type="auto" w:w="0"/>
+        <w:tblBorders>
+          <w:top w:val="single" w:sz="12" w:space="0" w:color="000000"/>
+          <w:left w:val="none" w:sz="0" w:space="0" w:color="auto"/>
+          <w:bottom w:val="single" w:sz="12" w:space="0" w:color="000000"/>
+          <w:right w:val="none" w:sz="0" w:space="0" w:color="auto"/>
+          <w:insideH w:val="none" w:sz="0" w:space="0" w:color="auto"/>
+          <w:insideV w:val="none" w:sz="0" w:space="0" w:color="auto"/>
+        </w:tblBorders>
         <w:tblLook w:firstRow="1" w:lastRow="0" w:firstColumn="0" w:lastColumn="0" w:noHBand="0" w:noVBand="0" w:val="0020"/>
       </w:tblPr>
       <w:tblGrid>
@@ -40803,7 +40903,11 @@
           <w:tblHeader w:val="on"/>
         </w:trPr>
         <w:tc>
-          <w:tcPr/>
+          <w:tcPr>
+            <w:tcBorders>
+              <w:bottom w:val="single" w:sz="8" w:space="0" w:color="000000"/>
+            </w:tcBorders>
+          </w:tcPr>
           <w:p>
             <w:pPr>
               <w:pStyle w:val="Compact"/>
@@ -40819,7 +40923,11 @@
           </w:p>
         </w:tc>
         <w:tc>
-          <w:tcPr/>
+          <w:tcPr>
+            <w:tcBorders>
+              <w:bottom w:val="single" w:sz="8" w:space="0" w:color="000000"/>
+            </w:tcBorders>
+          </w:tcPr>
           <w:p>
             <w:pPr>
               <w:pStyle w:val="Compact"/>
@@ -40835,7 +40943,11 @@
           </w:p>
         </w:tc>
         <w:tc>
-          <w:tcPr/>
+          <w:tcPr>
+            <w:tcBorders>
+              <w:bottom w:val="single" w:sz="8" w:space="0" w:color="000000"/>
+            </w:tcBorders>
+          </w:tcPr>
           <w:p>
             <w:pPr>
               <w:pStyle w:val="Compact"/>
@@ -52019,6 +52131,14 @@
       <w:tblPr>
         <w:tblStyle w:val="Table"/>
         <w:tblW w:type="auto" w:w="0"/>
+        <w:tblBorders>
+          <w:top w:val="single" w:sz="12" w:space="0" w:color="000000"/>
+          <w:left w:val="none" w:sz="0" w:space="0" w:color="auto"/>
+          <w:bottom w:val="single" w:sz="12" w:space="0" w:color="000000"/>
+          <w:right w:val="none" w:sz="0" w:space="0" w:color="auto"/>
+          <w:insideH w:val="none" w:sz="0" w:space="0" w:color="auto"/>
+          <w:insideV w:val="none" w:sz="0" w:space="0" w:color="auto"/>
+        </w:tblBorders>
         <w:tblLook w:firstRow="1" w:lastRow="0" w:firstColumn="0" w:lastColumn="0" w:noHBand="0" w:noVBand="0" w:val="0020"/>
       </w:tblPr>
       <w:tblGrid>
@@ -52030,7 +52150,11 @@
           <w:tblHeader w:val="on"/>
         </w:trPr>
         <w:tc>
-          <w:tcPr/>
+          <w:tcPr>
+            <w:tcBorders>
+              <w:bottom w:val="single" w:sz="8" w:space="0" w:color="000000"/>
+            </w:tcBorders>
+          </w:tcPr>
           <w:p>
             <w:pPr>
               <w:pStyle w:val="Compact"/>
@@ -52046,7 +52170,11 @@
           </w:p>
         </w:tc>
         <w:tc>
-          <w:tcPr/>
+          <w:tcPr>
+            <w:tcBorders>
+              <w:bottom w:val="single" w:sz="8" w:space="0" w:color="000000"/>
+            </w:tcBorders>
+          </w:tcPr>
           <w:p>
             <w:pPr>
               <w:pStyle w:val="Compact"/>
@@ -52218,6 +52346,7 @@
     <w:p>
       <w:pPr>
         <w:pStyle w:val="Compact"/>
+        <w:spacing w:before="0" w:after="0"/>
       </w:pPr>
       <w:r>
         <w:rPr>
@@ -52656,6 +52785,14 @@
       <w:tblPr>
         <w:tblStyle w:val="Table"/>
         <w:tblW w:type="auto" w:w="0"/>
+        <w:tblBorders>
+          <w:top w:val="single" w:sz="12" w:space="0" w:color="000000"/>
+          <w:left w:val="none" w:sz="0" w:space="0" w:color="auto"/>
+          <w:bottom w:val="single" w:sz="12" w:space="0" w:color="000000"/>
+          <w:right w:val="none" w:sz="0" w:space="0" w:color="auto"/>
+          <w:insideH w:val="none" w:sz="0" w:space="0" w:color="auto"/>
+          <w:insideV w:val="none" w:sz="0" w:space="0" w:color="auto"/>
+        </w:tblBorders>
         <w:tblLook w:firstRow="1" w:lastRow="0" w:firstColumn="0" w:lastColumn="0" w:noHBand="0" w:noVBand="0" w:val="0020"/>
       </w:tblPr>
       <w:tblGrid>
@@ -52667,7 +52804,11 @@
           <w:tblHeader w:val="on"/>
         </w:trPr>
         <w:tc>
-          <w:tcPr/>
+          <w:tcPr>
+            <w:tcBorders>
+              <w:bottom w:val="single" w:sz="8" w:space="0" w:color="000000"/>
+            </w:tcBorders>
+          </w:tcPr>
           <w:p>
             <w:pPr>
               <w:pStyle w:val="Compact"/>
@@ -52683,7 +52824,11 @@
           </w:p>
         </w:tc>
         <w:tc>
-          <w:tcPr/>
+          <w:tcPr>
+            <w:tcBorders>
+              <w:bottom w:val="single" w:sz="8" w:space="0" w:color="000000"/>
+            </w:tcBorders>
+          </w:tcPr>
           <w:p>
             <w:pPr>
               <w:pStyle w:val="Compact"/>
@@ -59585,7 +59730,7 @@
     <ns0:rPr>
       <ns0:rFonts ns0:ascii="Times New Roman" ns0:cs="Times New Roman" ns0:eastAsia="SimHei" ns0:hAnsi="Times New Roman"/>
       <ns0:b/>
-      <ns0:color ns0:val="17324D"/>
+      <ns0:color ns0:val="000000"/>
       <ns0:sz ns0:val="44"/>
       <ns0:szCs ns0:val="56"/>
     </ns0:rPr>
@@ -59727,7 +59872,7 @@
     <ns0:rPr>
       <ns0:rFonts ns0:ascii="Times New Roman" ns0:cs="Times New Roman" ns0:eastAsia="SimHei" ns0:hAnsi="Times New Roman"/>
       <ns0:b/>
-      <ns0:color ns0:val="17324D"/>
+      <ns0:color ns0:val="000000"/>
       <ns0:sz ns0:val="32"/>
       <ns0:szCs ns0:val="40"/>
     </ns0:rPr>
@@ -59751,7 +59896,7 @@
     <ns0:rPr>
       <ns0:rFonts ns0:ascii="Times New Roman" ns0:cs="Times New Roman" ns0:eastAsia="SimHei" ns0:hAnsi="Times New Roman"/>
       <ns0:b/>
-      <ns0:color ns0:val="17324D"/>
+      <ns0:color ns0:val="000000"/>
       <ns0:sz ns0:val="28"/>
       <ns0:szCs ns0:val="32"/>
     </ns0:rPr>
@@ -59775,7 +59920,7 @@
     <ns0:rPr>
       <ns0:rFonts ns0:ascii="Times New Roman" ns0:cs="Times New Roman" ns0:eastAsia="SimHei" ns0:hAnsi="Times New Roman"/>
       <ns0:b/>
-      <ns0:color ns0:val="17324D"/>
+      <ns0:color ns0:val="000000"/>
       <ns0:sz ns0:val="25"/>
       <ns0:szCs ns0:val="28"/>
     </ns0:rPr>
